--- a/build_documentation/(New) IP Protection, Build & Release.docx
+++ b/build_documentation/(New) IP Protection, Build & Release.docx
@@ -44,27 +44,7 @@
           <w:szCs w:val="24"/>
           <w:lang w:eastAsia="en-IN"/>
         </w:rPr>
-        <w:t xml:space="preserve">The central concept of the </w:t>
-      </w:r>
-      <w:proofErr w:type="spellStart"/>
-      <w:r>
-        <w:rPr>
-          <w:rFonts w:ascii="Times New Roman" w:eastAsia="Times New Roman" w:hAnsi="Times New Roman"/>
-          <w:bCs w:val="0"/>
-          <w:szCs w:val="24"/>
-          <w:lang w:eastAsia="en-IN"/>
-        </w:rPr>
-        <w:t>Klyve</w:t>
-      </w:r>
-      <w:proofErr w:type="spellEnd"/>
-      <w:r>
-        <w:rPr>
-          <w:rFonts w:ascii="Times New Roman" w:eastAsia="Times New Roman" w:hAnsi="Times New Roman"/>
-          <w:bCs w:val="0"/>
-          <w:szCs w:val="24"/>
-          <w:lang w:eastAsia="en-IN"/>
-        </w:rPr>
-        <w:t xml:space="preserve"> architecture is that the application exists in two completely different states. It does not just "compile" code; it fundamentally transforms how data and logic are accessed.</w:t>
+        <w:t>The central concept of the Klyve architecture is that the application exists in two completely different states. It does not just "compile" code; it fundamentally transforms how data and logic are accessed.</w:t>
       </w:r>
     </w:p>
     <w:p>
@@ -107,7 +87,7 @@
           <w:szCs w:val="24"/>
           <w:lang w:eastAsia="en-IN"/>
         </w:rPr>
-        <w:t>You cannot view your project as a static folder anymore. It is a state machine.</w:t>
+        <w:t>You cannot view your project as a static folder. It is a state machine.</w:t>
       </w:r>
     </w:p>
     <w:p>
@@ -207,20 +187,8 @@
           <w:szCs w:val="20"/>
           <w:lang w:eastAsia="en-IN"/>
         </w:rPr>
-        <w:t>.</w:t>
-      </w:r>
-      <w:proofErr w:type="spellStart"/>
-      <w:r>
-        <w:rPr>
-          <w:rFonts w:ascii="Courier New" w:eastAsia="Times New Roman" w:hAnsi="Courier New" w:cs="Courier New"/>
-          <w:bCs w:val="0"/>
-          <w:sz w:val="20"/>
-          <w:szCs w:val="20"/>
-          <w:lang w:eastAsia="en-IN"/>
-        </w:rPr>
-        <w:t>py</w:t>
-      </w:r>
-      <w:proofErr w:type="spellEnd"/>
+        <w:t>.py</w:t>
+      </w:r>
       <w:r>
         <w:rPr>
           <w:rFonts w:ascii="Times New Roman" w:eastAsia="Times New Roman" w:hAnsi="Times New Roman"/>
@@ -502,9 +470,35 @@
           <w:szCs w:val="20"/>
           <w:lang w:eastAsia="en-IN"/>
         </w:rPr>
-        <w:t>.</w:t>
-      </w:r>
-      <w:proofErr w:type="spellStart"/>
+        <w:t>.py</w:t>
+      </w:r>
+      <w:r>
+        <w:rPr>
+          <w:rFonts w:ascii="Times New Roman" w:eastAsia="Times New Roman" w:hAnsi="Times New Roman"/>
+          <w:bCs w:val="0"/>
+          <w:szCs w:val="24"/>
+          <w:lang w:eastAsia="en-IN"/>
+        </w:rPr>
+        <w:t xml:space="preserve"> files are </w:t>
+      </w:r>
+      <w:r>
+        <w:rPr>
+          <w:rFonts w:ascii="Times New Roman" w:eastAsia="Times New Roman" w:hAnsi="Times New Roman"/>
+          <w:b/>
+          <w:szCs w:val="24"/>
+          <w:lang w:eastAsia="en-IN"/>
+        </w:rPr>
+        <w:t>deleted</w:t>
+      </w:r>
+      <w:r>
+        <w:rPr>
+          <w:rFonts w:ascii="Times New Roman" w:eastAsia="Times New Roman" w:hAnsi="Times New Roman"/>
+          <w:bCs w:val="0"/>
+          <w:szCs w:val="24"/>
+          <w:lang w:eastAsia="en-IN"/>
+        </w:rPr>
+        <w:t xml:space="preserve"> (moved to backup). You only see </w:t>
+      </w:r>
       <w:r>
         <w:rPr>
           <w:rFonts w:ascii="Courier New" w:eastAsia="Times New Roman" w:hAnsi="Courier New" w:cs="Courier New"/>
@@ -513,69 +507,8 @@
           <w:szCs w:val="20"/>
           <w:lang w:eastAsia="en-IN"/>
         </w:rPr>
-        <w:t>py</w:t>
-      </w:r>
-      <w:proofErr w:type="spellEnd"/>
-      <w:r>
-        <w:rPr>
-          <w:rFonts w:ascii="Times New Roman" w:eastAsia="Times New Roman" w:hAnsi="Times New Roman"/>
-          <w:bCs w:val="0"/>
-          <w:szCs w:val="24"/>
-          <w:lang w:eastAsia="en-IN"/>
-        </w:rPr>
-        <w:t xml:space="preserve"> files are </w:t>
-      </w:r>
-      <w:r>
-        <w:rPr>
-          <w:rFonts w:ascii="Times New Roman" w:eastAsia="Times New Roman" w:hAnsi="Times New Roman"/>
-          <w:b/>
-          <w:szCs w:val="24"/>
-          <w:lang w:eastAsia="en-IN"/>
-        </w:rPr>
-        <w:t>deleted</w:t>
-      </w:r>
-      <w:r>
-        <w:rPr>
-          <w:rFonts w:ascii="Times New Roman" w:eastAsia="Times New Roman" w:hAnsi="Times New Roman"/>
-          <w:bCs w:val="0"/>
-          <w:szCs w:val="24"/>
-          <w:lang w:eastAsia="en-IN"/>
-        </w:rPr>
-        <w:t xml:space="preserve"> (moved to backup). You only </w:t>
-      </w:r>
-      <w:proofErr w:type="gramStart"/>
-      <w:r>
-        <w:rPr>
-          <w:rFonts w:ascii="Times New Roman" w:eastAsia="Times New Roman" w:hAnsi="Times New Roman"/>
-          <w:bCs w:val="0"/>
-          <w:szCs w:val="24"/>
-          <w:lang w:eastAsia="en-IN"/>
-        </w:rPr>
-        <w:t xml:space="preserve">see </w:t>
-      </w:r>
-      <w:r>
-        <w:rPr>
-          <w:rFonts w:ascii="Courier New" w:eastAsia="Times New Roman" w:hAnsi="Courier New" w:cs="Courier New"/>
-          <w:bCs w:val="0"/>
-          <w:sz w:val="20"/>
-          <w:szCs w:val="20"/>
-          <w:lang w:eastAsia="en-IN"/>
-        </w:rPr>
-        <w:t>.</w:t>
-      </w:r>
-      <w:proofErr w:type="spellStart"/>
-      <w:r>
-        <w:rPr>
-          <w:rFonts w:ascii="Courier New" w:eastAsia="Times New Roman" w:hAnsi="Courier New" w:cs="Courier New"/>
-          <w:bCs w:val="0"/>
-          <w:sz w:val="20"/>
-          <w:szCs w:val="20"/>
-          <w:lang w:eastAsia="en-IN"/>
-        </w:rPr>
-        <w:t>pyd</w:t>
-      </w:r>
-      <w:proofErr w:type="spellEnd"/>
-      <w:proofErr w:type="gramEnd"/>
+        <w:t>.pyd</w:t>
+      </w:r>
       <w:r>
         <w:rPr>
           <w:rFonts w:ascii="Times New Roman" w:eastAsia="Times New Roman" w:hAnsi="Times New Roman"/>
@@ -670,7 +603,6 @@
         </w:rPr>
         <w:t xml:space="preserve"> The application imports </w:t>
       </w:r>
-      <w:proofErr w:type="spellStart"/>
       <w:r>
         <w:rPr>
           <w:rFonts w:ascii="Courier New" w:eastAsia="Times New Roman" w:hAnsi="Courier New" w:cs="Courier New"/>
@@ -681,7 +613,6 @@
         </w:rPr>
         <w:t>vault.pyd</w:t>
       </w:r>
-      <w:proofErr w:type="spellEnd"/>
       <w:r>
         <w:rPr>
           <w:rFonts w:ascii="Times New Roman" w:eastAsia="Times New Roman" w:hAnsi="Times New Roman"/>
@@ -743,7 +674,6 @@
         </w:rPr>
         <w:t xml:space="preserve"> are ignored (or deleted). The app reads encrypted byte arrays buried inside </w:t>
       </w:r>
-      <w:proofErr w:type="spellStart"/>
       <w:r>
         <w:rPr>
           <w:rFonts w:ascii="Courier New" w:eastAsia="Times New Roman" w:hAnsi="Courier New" w:cs="Courier New"/>
@@ -754,7 +684,6 @@
         </w:rPr>
         <w:t>vault.pyd</w:t>
       </w:r>
-      <w:proofErr w:type="spellEnd"/>
       <w:r>
         <w:rPr>
           <w:rFonts w:ascii="Times New Roman" w:eastAsia="Times New Roman" w:hAnsi="Times New Roman"/>
@@ -805,7 +734,7 @@
           <w:szCs w:val="24"/>
           <w:lang w:eastAsia="en-IN"/>
         </w:rPr>
-        <w:t>You asked about the keys and the encryption. This is the specific sequence that happens during a build:</w:t>
+        <w:t>This is the specific sequence that happens during a build:</w:t>
       </w:r>
     </w:p>
     <w:p>
@@ -963,7 +892,6 @@
         </w:rPr>
         <w:t xml:space="preserve"> It creates a temporary file named </w:t>
       </w:r>
-      <w:proofErr w:type="spellStart"/>
       <w:r>
         <w:rPr>
           <w:rFonts w:ascii="Courier New" w:eastAsia="Times New Roman" w:hAnsi="Courier New" w:cs="Courier New"/>
@@ -974,7 +902,6 @@
         </w:rPr>
         <w:t>vault.c</w:t>
       </w:r>
-      <w:proofErr w:type="spellEnd"/>
       <w:r>
         <w:rPr>
           <w:rFonts w:ascii="Times New Roman" w:eastAsia="Times New Roman" w:hAnsi="Times New Roman"/>
@@ -1071,7 +998,6 @@
         </w:rPr>
         <w:t xml:space="preserve">) turns </w:t>
       </w:r>
-      <w:proofErr w:type="spellStart"/>
       <w:r>
         <w:rPr>
           <w:rFonts w:ascii="Courier New" w:eastAsia="Times New Roman" w:hAnsi="Courier New" w:cs="Courier New"/>
@@ -1082,7 +1008,6 @@
         </w:rPr>
         <w:t>vault.c</w:t>
       </w:r>
-      <w:proofErr w:type="spellEnd"/>
       <w:r>
         <w:rPr>
           <w:rFonts w:ascii="Times New Roman" w:eastAsia="Times New Roman" w:hAnsi="Times New Roman"/>
@@ -1092,7 +1017,6 @@
         </w:rPr>
         <w:t xml:space="preserve"> into </w:t>
       </w:r>
-      <w:proofErr w:type="spellStart"/>
       <w:r>
         <w:rPr>
           <w:rFonts w:ascii="Courier New" w:eastAsia="Times New Roman" w:hAnsi="Courier New" w:cs="Courier New"/>
@@ -1103,7 +1027,6 @@
         </w:rPr>
         <w:t>vault.pyd</w:t>
       </w:r>
-      <w:proofErr w:type="spellEnd"/>
       <w:r>
         <w:rPr>
           <w:rFonts w:ascii="Times New Roman" w:eastAsia="Times New Roman" w:hAnsi="Times New Roman"/>
@@ -1144,27 +1067,7 @@
           <w:szCs w:val="24"/>
           <w:lang w:eastAsia="en-IN"/>
         </w:rPr>
-        <w:t xml:space="preserve"> When </w:t>
-      </w:r>
-      <w:proofErr w:type="spellStart"/>
-      <w:r>
-        <w:rPr>
-          <w:rFonts w:ascii="Times New Roman" w:eastAsia="Times New Roman" w:hAnsi="Times New Roman"/>
-          <w:bCs w:val="0"/>
-          <w:szCs w:val="24"/>
-          <w:lang w:eastAsia="en-IN"/>
-        </w:rPr>
-        <w:t>Klyve</w:t>
-      </w:r>
-      <w:proofErr w:type="spellEnd"/>
-      <w:r>
-        <w:rPr>
-          <w:rFonts w:ascii="Times New Roman" w:eastAsia="Times New Roman" w:hAnsi="Times New Roman"/>
-          <w:bCs w:val="0"/>
-          <w:szCs w:val="24"/>
-          <w:lang w:eastAsia="en-IN"/>
-        </w:rPr>
-        <w:t xml:space="preserve"> runs in Prod Mode, it calls a function in this binary. The binary quickly "reassembles" the hex numbers back into the string in memory </w:t>
+        <w:t xml:space="preserve"> When Klyve runs in Prod Mode, it calls a function in this binary. The binary quickly "reassembles" the hex numbers back into the string in memory </w:t>
       </w:r>
       <w:r>
         <w:rPr>
@@ -1533,7 +1436,6 @@
       <w:r>
         <w:t xml:space="preserve">It generates a temporary C source file named </w:t>
       </w:r>
-      <w:proofErr w:type="spellStart"/>
       <w:r>
         <w:rPr>
           <w:rStyle w:val="HTMLCode"/>
@@ -1543,7 +1445,6 @@
         </w:rPr>
         <w:t>vault.c</w:t>
       </w:r>
-      <w:proofErr w:type="spellEnd"/>
       <w:r>
         <w:t>.</w:t>
       </w:r>
@@ -1567,7 +1468,6 @@
       <w:r>
         <w:t xml:space="preserve">Inside </w:t>
       </w:r>
-      <w:proofErr w:type="spellStart"/>
       <w:r>
         <w:rPr>
           <w:rStyle w:val="HTMLCode"/>
@@ -1575,7 +1475,6 @@
         </w:rPr>
         <w:t>vault.c</w:t>
       </w:r>
-      <w:proofErr w:type="spellEnd"/>
       <w:r>
         <w:t xml:space="preserve">, the key is no longer a string; it is stored as a </w:t>
       </w:r>
@@ -1683,7 +1582,6 @@
       <w:r>
         <w:t xml:space="preserve"> The key is stored inside the compiled binary extension </w:t>
       </w:r>
-      <w:proofErr w:type="spellStart"/>
       <w:r>
         <w:rPr>
           <w:rStyle w:val="HTMLCode"/>
@@ -1693,7 +1591,6 @@
         </w:rPr>
         <w:t>vault.pyd</w:t>
       </w:r>
-      <w:proofErr w:type="spellEnd"/>
       <w:r>
         <w:t xml:space="preserve"> (on Windows) or </w:t>
       </w:r>
@@ -1774,12 +1671,7 @@
         <w:t>delete</w:t>
       </w:r>
       <w:r>
-        <w:t xml:space="preserve"> the plaintext key logic entire</w:t>
-      </w:r>
-      <w:bookmarkStart w:id="0" w:name="_GoBack"/>
-      <w:bookmarkEnd w:id="0"/>
-      <w:r>
-        <w:t>ly and replaces it with code that forces the app to read from the compiled vault binary.</w:t>
+        <w:t xml:space="preserve"> the plaintext key logic entirely and replaces it with code that forces the app to read from the compiled vault binary.</w:t>
       </w:r>
       <w:r>
         <w:rPr>
@@ -1827,7 +1719,6 @@
       <w:r>
         <w:t xml:space="preserve"> (Processor) -&gt; </w:t>
       </w:r>
-      <w:proofErr w:type="spellStart"/>
       <w:r>
         <w:rPr>
           <w:rStyle w:val="HTMLCode"/>
@@ -1835,11 +1726,9 @@
         </w:rPr>
         <w:t>vault.c</w:t>
       </w:r>
-      <w:proofErr w:type="spellEnd"/>
       <w:r>
         <w:t xml:space="preserve"> (Hex Array) -&gt; </w:t>
       </w:r>
-      <w:proofErr w:type="spellStart"/>
       <w:r>
         <w:rPr>
           <w:rStyle w:val="HTMLCode"/>
@@ -1847,7 +1736,6 @@
         </w:rPr>
         <w:t>vault.pyd</w:t>
       </w:r>
-      <w:proofErr w:type="spellEnd"/>
       <w:r>
         <w:t xml:space="preserve"> (Compiled Binary).</w:t>
       </w:r>
@@ -1873,8 +1761,6 @@
       <w:r>
         <w:lastRenderedPageBreak/>
         <w:br/>
-      </w:r>
-      <w:r>
         <w:t>Here is the breakdown of the components responsible for database encryption:</w:t>
       </w:r>
     </w:p>
@@ -1901,7 +1787,6 @@
       <w:r>
         <w:t>The actual encryption of the database file (</w:t>
       </w:r>
-      <w:proofErr w:type="spellStart"/>
       <w:r>
         <w:rPr>
           <w:rStyle w:val="HTMLCode"/>
@@ -1909,7 +1794,6 @@
         </w:rPr>
         <w:t>klyve.db</w:t>
       </w:r>
-      <w:proofErr w:type="spellEnd"/>
       <w:r>
         <w:t xml:space="preserve">) is performed by the </w:t>
       </w:r>
@@ -2037,29 +1921,15 @@
         <w:ind w:left="1134"/>
       </w:pPr>
       <w:r>
-        <w:t xml:space="preserve">During the build, this script is compiled into a binary </w:t>
-      </w:r>
-      <w:proofErr w:type="gramStart"/>
-      <w:r>
-        <w:t>(</w:t>
+        <w:t>During the build, this script is compiled into a binary (</w:t>
       </w:r>
       <w:r>
         <w:rPr>
           <w:rStyle w:val="HTMLCode"/>
           <w:rFonts w:eastAsiaTheme="minorEastAsia"/>
         </w:rPr>
-        <w:t>.</w:t>
-      </w:r>
-      <w:proofErr w:type="spellStart"/>
-      <w:r>
-        <w:rPr>
-          <w:rStyle w:val="HTMLCode"/>
-          <w:rFonts w:eastAsiaTheme="minorEastAsia"/>
-        </w:rPr>
-        <w:t>pyd</w:t>
-      </w:r>
-      <w:proofErr w:type="spellEnd"/>
-      <w:proofErr w:type="gramEnd"/>
+        <w:t>.pyd</w:t>
+      </w:r>
       <w:r>
         <w:t xml:space="preserve"> or </w:t>
       </w:r>
@@ -2189,7 +2059,6 @@
       <w:r>
         <w:t xml:space="preserve">It encrypts (obfuscates) the key and bakes it into the </w:t>
       </w:r>
-      <w:proofErr w:type="spellStart"/>
       <w:r>
         <w:rPr>
           <w:rStyle w:val="HTMLCode"/>
@@ -2197,11 +2066,9 @@
         </w:rPr>
         <w:t>vault.c</w:t>
       </w:r>
-      <w:proofErr w:type="spellEnd"/>
       <w:r>
         <w:t xml:space="preserve"> file, which becomes the compiled </w:t>
       </w:r>
-      <w:proofErr w:type="spellStart"/>
       <w:r>
         <w:rPr>
           <w:rStyle w:val="HTMLCode"/>
@@ -2209,7 +2076,6 @@
         </w:rPr>
         <w:t>vault.pyd</w:t>
       </w:r>
-      <w:proofErr w:type="spellEnd"/>
       <w:r>
         <w:t>.</w:t>
       </w:r>
@@ -2267,7 +2133,6 @@
       <w:r>
         <w:t xml:space="preserve">It runs a function called </w:t>
       </w:r>
-      <w:proofErr w:type="spellStart"/>
       <w:r>
         <w:rPr>
           <w:rStyle w:val="HTMLCode"/>
@@ -2275,7 +2140,6 @@
         </w:rPr>
         <w:t>sanitize_config</w:t>
       </w:r>
-      <w:proofErr w:type="spellEnd"/>
       <w:r>
         <w:t>.</w:t>
       </w:r>
@@ -2428,8 +2292,6 @@
         <w:lastRenderedPageBreak/>
         <w:t xml:space="preserve">3. The "Runtime Switch" (The </w:t>
       </w:r>
-      <w:proofErr w:type="spellStart"/>
-      <w:proofErr w:type="gramStart"/>
       <w:r>
         <w:rPr>
           <w:rFonts w:ascii="Courier New" w:eastAsia="Times New Roman" w:hAnsi="Courier New" w:cs="Courier New"/>
@@ -2440,8 +2302,6 @@
         </w:rPr>
         <w:t>sys.frozen</w:t>
       </w:r>
-      <w:proofErr w:type="spellEnd"/>
-      <w:proofErr w:type="gramEnd"/>
       <w:r>
         <w:rPr>
           <w:rFonts w:ascii="Times New Roman" w:eastAsia="Times New Roman" w:hAnsi="Times New Roman"/>
@@ -2822,9 +2682,87 @@
           <w:szCs w:val="24"/>
           <w:lang w:eastAsia="en-IN"/>
         </w:rPr>
-        <w:t xml:space="preserve">You asked if the build includes the </w:t>
-      </w:r>
-      <w:proofErr w:type="spellStart"/>
+        <w:t>T</w:t>
+      </w:r>
+      <w:r>
+        <w:rPr>
+          <w:rFonts w:ascii="Times New Roman" w:eastAsia="Times New Roman" w:hAnsi="Times New Roman"/>
+          <w:bCs w:val="0"/>
+          <w:szCs w:val="24"/>
+          <w:lang w:eastAsia="en-IN"/>
+        </w:rPr>
+        <w:t>he build automates the vault creation</w:t>
+      </w:r>
+      <w:r>
+        <w:rPr>
+          <w:rFonts w:ascii="Times New Roman" w:eastAsia="Times New Roman" w:hAnsi="Times New Roman"/>
+          <w:bCs w:val="0"/>
+          <w:szCs w:val="24"/>
+          <w:lang w:eastAsia="en-IN"/>
+        </w:rPr>
+        <w:t xml:space="preserve">, and </w:t>
+      </w:r>
+      <w:r>
+        <w:rPr>
+          <w:rFonts w:ascii="Times New Roman" w:eastAsia="Times New Roman" w:hAnsi="Times New Roman"/>
+          <w:bCs w:val="0"/>
+          <w:szCs w:val="24"/>
+          <w:lang w:eastAsia="en-IN"/>
+        </w:rPr>
+        <w:t>Yes, you can delete almost all generated folders</w:t>
+      </w:r>
+      <w:r>
+        <w:rPr>
+          <w:rFonts w:ascii="Times New Roman" w:eastAsia="Times New Roman" w:hAnsi="Times New Roman"/>
+          <w:bCs w:val="0"/>
+          <w:szCs w:val="24"/>
+          <w:lang w:eastAsia="en-IN"/>
+        </w:rPr>
+        <w:t xml:space="preserve"> once the build is done.</w:t>
+      </w:r>
+    </w:p>
+    <w:p>
+      <w:pPr>
+        <w:spacing w:before="100" w:beforeAutospacing="1" w:after="100" w:afterAutospacing="1" w:line="240" w:lineRule="auto"/>
+        <w:outlineLvl w:val="2"/>
+        <w:rPr>
+          <w:rFonts w:ascii="Times New Roman" w:eastAsia="Times New Roman" w:hAnsi="Times New Roman"/>
+          <w:b/>
+          <w:sz w:val="27"/>
+          <w:szCs w:val="27"/>
+          <w:lang w:eastAsia="en-IN"/>
+        </w:rPr>
+      </w:pPr>
+      <w:r>
+        <w:rPr>
+          <w:rFonts w:ascii="Times New Roman" w:eastAsia="Times New Roman" w:hAnsi="Times New Roman"/>
+          <w:b/>
+          <w:sz w:val="27"/>
+          <w:szCs w:val="27"/>
+          <w:lang w:eastAsia="en-IN"/>
+        </w:rPr>
+        <w:t>1. The "Safe Build" Pipeline (No More Data Loss)</w:t>
+      </w:r>
+    </w:p>
+    <w:p>
+      <w:pPr>
+        <w:spacing w:before="100" w:beforeAutospacing="1" w:after="100" w:afterAutospacing="1" w:line="240" w:lineRule="auto"/>
+        <w:rPr>
+          <w:rFonts w:ascii="Times New Roman" w:eastAsia="Times New Roman" w:hAnsi="Times New Roman"/>
+          <w:bCs w:val="0"/>
+          <w:szCs w:val="24"/>
+          <w:lang w:eastAsia="en-IN"/>
+        </w:rPr>
+      </w:pPr>
+      <w:r>
+        <w:rPr>
+          <w:rFonts w:ascii="Times New Roman" w:eastAsia="Times New Roman" w:hAnsi="Times New Roman"/>
+          <w:bCs w:val="0"/>
+          <w:szCs w:val="24"/>
+          <w:lang w:eastAsia="en-IN"/>
+        </w:rPr>
+        <w:t xml:space="preserve">The new </w:t>
+      </w:r>
       <w:r>
         <w:rPr>
           <w:rFonts w:ascii="Courier New" w:eastAsia="Times New Roman" w:hAnsi="Courier New" w:cs="Courier New"/>
@@ -2833,145 +2771,6 @@
           <w:szCs w:val="20"/>
           <w:lang w:eastAsia="en-IN"/>
         </w:rPr>
-        <w:t>build_vault</w:t>
-      </w:r>
-      <w:proofErr w:type="spellEnd"/>
-      <w:r>
-        <w:rPr>
-          <w:rFonts w:ascii="Times New Roman" w:eastAsia="Times New Roman" w:hAnsi="Times New Roman"/>
-          <w:bCs w:val="0"/>
-          <w:szCs w:val="24"/>
-          <w:lang w:eastAsia="en-IN"/>
-        </w:rPr>
-        <w:t xml:space="preserve"> process and what files are safe to delete. The short answer is: </w:t>
-      </w:r>
-      <w:r>
-        <w:rPr>
-          <w:rFonts w:ascii="Times New Roman" w:eastAsia="Times New Roman" w:hAnsi="Times New Roman"/>
-          <w:b/>
-          <w:szCs w:val="24"/>
-          <w:lang w:eastAsia="en-IN"/>
-        </w:rPr>
-        <w:t>Yes, the build automates the vault creation</w:t>
-      </w:r>
-      <w:r>
-        <w:rPr>
-          <w:rFonts w:ascii="Times New Roman" w:eastAsia="Times New Roman" w:hAnsi="Times New Roman"/>
-          <w:bCs w:val="0"/>
-          <w:szCs w:val="24"/>
-          <w:lang w:eastAsia="en-IN"/>
-        </w:rPr>
-        <w:t xml:space="preserve">, and </w:t>
-      </w:r>
-      <w:r>
-        <w:rPr>
-          <w:rFonts w:ascii="Times New Roman" w:eastAsia="Times New Roman" w:hAnsi="Times New Roman"/>
-          <w:b/>
-          <w:szCs w:val="24"/>
-          <w:lang w:eastAsia="en-IN"/>
-        </w:rPr>
-        <w:t>Yes, you can delete almost all generated folders</w:t>
-      </w:r>
-      <w:r>
-        <w:rPr>
-          <w:rFonts w:ascii="Times New Roman" w:eastAsia="Times New Roman" w:hAnsi="Times New Roman"/>
-          <w:bCs w:val="0"/>
-          <w:szCs w:val="24"/>
-          <w:lang w:eastAsia="en-IN"/>
-        </w:rPr>
-        <w:t xml:space="preserve"> once the build is done.</w:t>
-      </w:r>
-    </w:p>
-    <w:p>
-      <w:pPr>
-        <w:spacing w:before="100" w:beforeAutospacing="1" w:after="100" w:afterAutospacing="1" w:line="240" w:lineRule="auto"/>
-        <w:outlineLvl w:val="2"/>
-        <w:rPr>
-          <w:rFonts w:ascii="Times New Roman" w:eastAsia="Times New Roman" w:hAnsi="Times New Roman"/>
-          <w:b/>
-          <w:sz w:val="27"/>
-          <w:szCs w:val="27"/>
-          <w:lang w:eastAsia="en-IN"/>
-        </w:rPr>
-      </w:pPr>
-      <w:r>
-        <w:rPr>
-          <w:rFonts w:ascii="Times New Roman" w:eastAsia="Times New Roman" w:hAnsi="Times New Roman"/>
-          <w:b/>
-          <w:sz w:val="27"/>
-          <w:szCs w:val="27"/>
-          <w:lang w:eastAsia="en-IN"/>
-        </w:rPr>
-        <w:t>1. The "Safe Build" Pipeline (No More Data Loss)</w:t>
-      </w:r>
-    </w:p>
-    <w:p>
-      <w:pPr>
-        <w:spacing w:before="100" w:beforeAutospacing="1" w:after="100" w:afterAutospacing="1" w:line="240" w:lineRule="auto"/>
-        <w:rPr>
-          <w:rFonts w:ascii="Times New Roman" w:eastAsia="Times New Roman" w:hAnsi="Times New Roman"/>
-          <w:bCs w:val="0"/>
-          <w:szCs w:val="24"/>
-          <w:lang w:eastAsia="en-IN"/>
-        </w:rPr>
-      </w:pPr>
-      <w:r>
-        <w:rPr>
-          <w:rFonts w:ascii="Times New Roman" w:eastAsia="Times New Roman" w:hAnsi="Times New Roman"/>
-          <w:bCs w:val="0"/>
-          <w:szCs w:val="24"/>
-          <w:lang w:eastAsia="en-IN"/>
-        </w:rPr>
-        <w:t xml:space="preserve">Previously, we used an "Atomic Swap" method where we encrypted files </w:t>
-      </w:r>
-      <w:r>
-        <w:rPr>
-          <w:rFonts w:ascii="Times New Roman" w:eastAsia="Times New Roman" w:hAnsi="Times New Roman"/>
-          <w:bCs w:val="0"/>
-          <w:i/>
-          <w:iCs/>
-          <w:szCs w:val="24"/>
-          <w:lang w:eastAsia="en-IN"/>
-        </w:rPr>
-        <w:t>in place</w:t>
-      </w:r>
-      <w:r>
-        <w:rPr>
-          <w:rFonts w:ascii="Times New Roman" w:eastAsia="Times New Roman" w:hAnsi="Times New Roman"/>
-          <w:bCs w:val="0"/>
-          <w:szCs w:val="24"/>
-          <w:lang w:eastAsia="en-IN"/>
-        </w:rPr>
-        <w:t xml:space="preserve"> inside your main folder. This was risky because if the script crashed, your source code was gone (moved to backup).</w:t>
-      </w:r>
-    </w:p>
-    <w:p>
-      <w:pPr>
-        <w:spacing w:before="100" w:beforeAutospacing="1" w:after="100" w:afterAutospacing="1" w:line="240" w:lineRule="auto"/>
-        <w:rPr>
-          <w:rFonts w:ascii="Times New Roman" w:eastAsia="Times New Roman" w:hAnsi="Times New Roman"/>
-          <w:bCs w:val="0"/>
-          <w:szCs w:val="24"/>
-          <w:lang w:eastAsia="en-IN"/>
-        </w:rPr>
-      </w:pPr>
-      <w:r>
-        <w:rPr>
-          <w:rFonts w:ascii="Times New Roman" w:eastAsia="Times New Roman" w:hAnsi="Times New Roman"/>
-          <w:bCs w:val="0"/>
-          <w:szCs w:val="24"/>
-          <w:lang w:eastAsia="en-IN"/>
-        </w:rPr>
-        <w:t xml:space="preserve">The new </w:t>
-      </w:r>
-      <w:r>
-        <w:rPr>
-          <w:rFonts w:ascii="Courier New" w:eastAsia="Times New Roman" w:hAnsi="Courier New" w:cs="Courier New"/>
-          <w:bCs w:val="0"/>
-          <w:sz w:val="20"/>
-          <w:szCs w:val="20"/>
-          <w:lang w:eastAsia="en-IN"/>
-        </w:rPr>
         <w:t>build_release.py</w:t>
       </w:r>
       <w:r>
@@ -2981,7 +2780,25 @@
           <w:szCs w:val="24"/>
           <w:lang w:eastAsia="en-IN"/>
         </w:rPr>
-        <w:t xml:space="preserve"> strategy eliminates this risk using a </w:t>
+        <w:t xml:space="preserve"> strategy us</w:t>
+      </w:r>
+      <w:r>
+        <w:rPr>
+          <w:rFonts w:ascii="Times New Roman" w:eastAsia="Times New Roman" w:hAnsi="Times New Roman"/>
+          <w:bCs w:val="0"/>
+          <w:szCs w:val="24"/>
+          <w:lang w:eastAsia="en-IN"/>
+        </w:rPr>
+        <w:t>es</w:t>
+      </w:r>
+      <w:r>
+        <w:rPr>
+          <w:rFonts w:ascii="Times New Roman" w:eastAsia="Times New Roman" w:hAnsi="Times New Roman"/>
+          <w:bCs w:val="0"/>
+          <w:szCs w:val="24"/>
+          <w:lang w:eastAsia="en-IN"/>
+        </w:rPr>
+        <w:t xml:space="preserve"> a </w:t>
       </w:r>
       <w:r>
         <w:rPr>
@@ -3034,7 +2851,6 @@
         </w:rPr>
         <w:t xml:space="preserve"> The script copies your entire project to a temporary folder named </w:t>
       </w:r>
-      <w:proofErr w:type="spellStart"/>
       <w:r>
         <w:rPr>
           <w:rFonts w:ascii="Courier New" w:eastAsia="Times New Roman" w:hAnsi="Courier New" w:cs="Courier New"/>
@@ -3043,18 +2859,7 @@
           <w:szCs w:val="20"/>
           <w:lang w:eastAsia="en-IN"/>
         </w:rPr>
-        <w:t>build_stage</w:t>
-      </w:r>
-      <w:proofErr w:type="spellEnd"/>
-      <w:r>
-        <w:rPr>
-          <w:rFonts w:ascii="Courier New" w:eastAsia="Times New Roman" w:hAnsi="Courier New" w:cs="Courier New"/>
-          <w:bCs w:val="0"/>
-          <w:sz w:val="20"/>
-          <w:szCs w:val="20"/>
-          <w:lang w:eastAsia="en-IN"/>
-        </w:rPr>
-        <w:t>/</w:t>
+        <w:t>build_stage/</w:t>
       </w:r>
       <w:r>
         <w:rPr>
@@ -3137,7 +2942,6 @@
         </w:rPr>
         <w:t xml:space="preserve"> the staging folder to create </w:t>
       </w:r>
-      <w:proofErr w:type="spellStart"/>
       <w:r>
         <w:rPr>
           <w:rFonts w:ascii="Courier New" w:eastAsia="Times New Roman" w:hAnsi="Courier New" w:cs="Courier New"/>
@@ -3148,7 +2952,6 @@
         </w:rPr>
         <w:t>vault.c</w:t>
       </w:r>
-      <w:proofErr w:type="spellEnd"/>
       <w:r>
         <w:rPr>
           <w:rFonts w:ascii="Times New Roman" w:eastAsia="Times New Roman" w:hAnsi="Times New Roman"/>
@@ -3264,56 +3067,24 @@
           <w:lang w:eastAsia="en-IN"/>
         </w:rPr>
       </w:pPr>
-      <w:proofErr w:type="spellStart"/>
-      <w:r>
-        <w:rPr>
-          <w:rFonts w:ascii="Times New Roman" w:eastAsia="Times New Roman" w:hAnsi="Times New Roman"/>
-          <w:b/>
-          <w:szCs w:val="24"/>
-          <w:lang w:eastAsia="en-IN"/>
-        </w:rPr>
-        <w:t>Nuitka</w:t>
-      </w:r>
-      <w:proofErr w:type="spellEnd"/>
-      <w:r>
-        <w:rPr>
-          <w:rFonts w:ascii="Times New Roman" w:eastAsia="Times New Roman" w:hAnsi="Times New Roman"/>
-          <w:b/>
-          <w:szCs w:val="24"/>
-          <w:lang w:eastAsia="en-IN"/>
-        </w:rPr>
-        <w:t>:</w:t>
-      </w:r>
-      <w:r>
-        <w:rPr>
-          <w:rFonts w:ascii="Times New Roman" w:eastAsia="Times New Roman" w:hAnsi="Times New Roman"/>
-          <w:bCs w:val="0"/>
-          <w:szCs w:val="24"/>
-          <w:lang w:eastAsia="en-IN"/>
-        </w:rPr>
-        <w:t xml:space="preserve"> It runs </w:t>
-      </w:r>
-      <w:proofErr w:type="spellStart"/>
-      <w:r>
-        <w:rPr>
-          <w:rFonts w:ascii="Times New Roman" w:eastAsia="Times New Roman" w:hAnsi="Times New Roman"/>
-          <w:bCs w:val="0"/>
-          <w:szCs w:val="24"/>
-          <w:lang w:eastAsia="en-IN"/>
-        </w:rPr>
-        <w:t>Nuitka</w:t>
-      </w:r>
-      <w:proofErr w:type="spellEnd"/>
-      <w:r>
-        <w:rPr>
-          <w:rFonts w:ascii="Times New Roman" w:eastAsia="Times New Roman" w:hAnsi="Times New Roman"/>
-          <w:bCs w:val="0"/>
-          <w:szCs w:val="24"/>
-          <w:lang w:eastAsia="en-IN"/>
-        </w:rPr>
-        <w:t xml:space="preserve"> on the staged files to produce the final binary in </w:t>
-      </w:r>
-      <w:proofErr w:type="spellStart"/>
+      <w:r>
+        <w:rPr>
+          <w:rFonts w:ascii="Times New Roman" w:eastAsia="Times New Roman" w:hAnsi="Times New Roman"/>
+          <w:b/>
+          <w:szCs w:val="24"/>
+          <w:lang w:eastAsia="en-IN"/>
+        </w:rPr>
+        <w:t>Nuitka:</w:t>
+      </w:r>
+      <w:r>
+        <w:rPr>
+          <w:rFonts w:ascii="Times New Roman" w:eastAsia="Times New Roman" w:hAnsi="Times New Roman"/>
+          <w:bCs w:val="0"/>
+          <w:szCs w:val="24"/>
+          <w:lang w:eastAsia="en-IN"/>
+        </w:rPr>
+        <w:t xml:space="preserve"> It runs Nuitka on the staged files to produce the final binary in </w:t>
+      </w:r>
       <w:r>
         <w:rPr>
           <w:rFonts w:ascii="Courier New" w:eastAsia="Times New Roman" w:hAnsi="Courier New" w:cs="Courier New"/>
@@ -3322,18 +3093,7 @@
           <w:szCs w:val="20"/>
           <w:lang w:eastAsia="en-IN"/>
         </w:rPr>
-        <w:t>dist</w:t>
-      </w:r>
-      <w:proofErr w:type="spellEnd"/>
-      <w:r>
-        <w:rPr>
-          <w:rFonts w:ascii="Courier New" w:eastAsia="Times New Roman" w:hAnsi="Courier New" w:cs="Courier New"/>
-          <w:bCs w:val="0"/>
-          <w:sz w:val="20"/>
-          <w:szCs w:val="20"/>
-          <w:lang w:eastAsia="en-IN"/>
-        </w:rPr>
-        <w:t>/</w:t>
+        <w:t>dist/</w:t>
       </w:r>
       <w:r>
         <w:rPr>
@@ -3413,27 +3173,7 @@
           <w:szCs w:val="24"/>
           <w:lang w:eastAsia="en-IN"/>
         </w:rPr>
-        <w:t xml:space="preserve">Does the build include </w:t>
-      </w:r>
-      <w:proofErr w:type="spellStart"/>
-      <w:r>
-        <w:rPr>
-          <w:rFonts w:ascii="Times New Roman" w:eastAsia="Times New Roman" w:hAnsi="Times New Roman"/>
-          <w:bCs w:val="0"/>
-          <w:szCs w:val="24"/>
-          <w:lang w:eastAsia="en-IN"/>
-        </w:rPr>
-        <w:t>build_vault</w:t>
-      </w:r>
-      <w:proofErr w:type="spellEnd"/>
-      <w:r>
-        <w:rPr>
-          <w:rFonts w:ascii="Times New Roman" w:eastAsia="Times New Roman" w:hAnsi="Times New Roman"/>
-          <w:bCs w:val="0"/>
-          <w:szCs w:val="24"/>
-          <w:lang w:eastAsia="en-IN"/>
-        </w:rPr>
-        <w:t>?</w:t>
+        <w:t>Does the build include build_vault?</w:t>
       </w:r>
     </w:p>
     <w:p>
@@ -3476,70 +3216,27 @@
           <w:szCs w:val="27"/>
           <w:lang w:eastAsia="en-IN"/>
         </w:rPr>
-        <w:t xml:space="preserve">2. File </w:t>
-      </w:r>
-      <w:proofErr w:type="spellStart"/>
-      <w:r>
-        <w:rPr>
-          <w:rFonts w:ascii="Times New Roman" w:eastAsia="Times New Roman" w:hAnsi="Times New Roman"/>
-          <w:b/>
-          <w:sz w:val="27"/>
-          <w:szCs w:val="27"/>
-          <w:lang w:eastAsia="en-IN"/>
-        </w:rPr>
-        <w:t>Cleanup</w:t>
-      </w:r>
-      <w:proofErr w:type="spellEnd"/>
-      <w:r>
-        <w:rPr>
-          <w:rFonts w:ascii="Times New Roman" w:eastAsia="Times New Roman" w:hAnsi="Times New Roman"/>
-          <w:b/>
-          <w:sz w:val="27"/>
-          <w:szCs w:val="27"/>
-          <w:lang w:eastAsia="en-IN"/>
-        </w:rPr>
-        <w:t xml:space="preserve"> Guide: What can I delete?</w:t>
-      </w:r>
-    </w:p>
-    <w:p>
-      <w:pPr>
-        <w:spacing w:before="100" w:beforeAutospacing="1" w:after="100" w:afterAutospacing="1" w:line="240" w:lineRule="auto"/>
-        <w:rPr>
-          <w:rFonts w:ascii="Times New Roman" w:eastAsia="Times New Roman" w:hAnsi="Times New Roman"/>
-          <w:bCs w:val="0"/>
-          <w:szCs w:val="24"/>
-          <w:lang w:eastAsia="en-IN"/>
-        </w:rPr>
-      </w:pPr>
-      <w:r>
-        <w:rPr>
-          <w:rFonts w:ascii="Times New Roman" w:eastAsia="Times New Roman" w:hAnsi="Times New Roman"/>
-          <w:bCs w:val="0"/>
-          <w:szCs w:val="24"/>
-          <w:lang w:eastAsia="en-IN"/>
-        </w:rPr>
-        <w:lastRenderedPageBreak/>
-        <w:t xml:space="preserve">Your project folder creates several </w:t>
-      </w:r>
-      <w:proofErr w:type="spellStart"/>
-      <w:r>
-        <w:rPr>
-          <w:rFonts w:ascii="Times New Roman" w:eastAsia="Times New Roman" w:hAnsi="Times New Roman"/>
-          <w:bCs w:val="0"/>
-          <w:szCs w:val="24"/>
-          <w:lang w:eastAsia="en-IN"/>
-        </w:rPr>
-        <w:t>artifacts</w:t>
-      </w:r>
-      <w:proofErr w:type="spellEnd"/>
-      <w:r>
-        <w:rPr>
-          <w:rFonts w:ascii="Times New Roman" w:eastAsia="Times New Roman" w:hAnsi="Times New Roman"/>
-          <w:bCs w:val="0"/>
-          <w:szCs w:val="24"/>
-          <w:lang w:eastAsia="en-IN"/>
-        </w:rPr>
-        <w:t>. Here is the definitive rulebook on what is safe to delete.</w:t>
+        <w:t>2. File Cleanup Guide: What can I delete?</w:t>
+      </w:r>
+    </w:p>
+    <w:p>
+      <w:pPr>
+        <w:spacing w:before="100" w:beforeAutospacing="1" w:after="100" w:afterAutospacing="1" w:line="240" w:lineRule="auto"/>
+        <w:rPr>
+          <w:rFonts w:ascii="Times New Roman" w:eastAsia="Times New Roman" w:hAnsi="Times New Roman"/>
+          <w:bCs w:val="0"/>
+          <w:szCs w:val="24"/>
+          <w:lang w:eastAsia="en-IN"/>
+        </w:rPr>
+      </w:pPr>
+      <w:r>
+        <w:rPr>
+          <w:rFonts w:ascii="Times New Roman" w:eastAsia="Times New Roman" w:hAnsi="Times New Roman"/>
+          <w:bCs w:val="0"/>
+          <w:szCs w:val="24"/>
+          <w:lang w:eastAsia="en-IN"/>
+        </w:rPr>
+        <w:t>Your project folder creates several artifacts. Here is the definitive rulebook on what is safe to delete.</w:t>
       </w:r>
     </w:p>
     <w:tbl>
@@ -3594,6 +3291,7 @@
                 <w:szCs w:val="24"/>
                 <w:lang w:eastAsia="en-IN"/>
               </w:rPr>
+              <w:lastRenderedPageBreak/>
               <w:t>Folder / File</w:t>
             </w:r>
           </w:p>
@@ -3809,20 +3507,8 @@
                 <w:szCs w:val="20"/>
                 <w:lang w:eastAsia="en-IN"/>
               </w:rPr>
-              <w:t>.</w:t>
+              <w:t>.py</w:t>
             </w:r>
-            <w:proofErr w:type="spellStart"/>
-            <w:r>
-              <w:rPr>
-                <w:rFonts w:ascii="Courier New" w:eastAsia="Times New Roman" w:hAnsi="Courier New" w:cs="Courier New"/>
-                <w:bCs w:val="0"/>
-                <w:sz w:val="20"/>
-                <w:szCs w:val="20"/>
-                <w:lang w:eastAsia="en-IN"/>
-              </w:rPr>
-              <w:t>py</w:t>
-            </w:r>
-            <w:proofErr w:type="spellEnd"/>
             <w:r>
               <w:rPr>
                 <w:rFonts w:ascii="Times New Roman" w:eastAsia="Times New Roman" w:hAnsi="Times New Roman"/>
@@ -3903,7 +3589,6 @@
                 <w:lang w:eastAsia="en-IN"/>
               </w:rPr>
             </w:pPr>
-            <w:proofErr w:type="spellStart"/>
             <w:r>
               <w:rPr>
                 <w:rFonts w:ascii="Courier New" w:eastAsia="Times New Roman" w:hAnsi="Courier New" w:cs="Courier New"/>
@@ -3912,18 +3597,7 @@
                 <w:szCs w:val="20"/>
                 <w:lang w:eastAsia="en-IN"/>
               </w:rPr>
-              <w:t>build_stage</w:t>
-            </w:r>
-            <w:proofErr w:type="spellEnd"/>
-            <w:r>
-              <w:rPr>
-                <w:rFonts w:ascii="Courier New" w:eastAsia="Times New Roman" w:hAnsi="Courier New" w:cs="Courier New"/>
-                <w:b/>
-                <w:sz w:val="20"/>
-                <w:szCs w:val="20"/>
-                <w:lang w:eastAsia="en-IN"/>
-              </w:rPr>
-              <w:t>/</w:t>
+              <w:t>build_stage/</w:t>
             </w:r>
           </w:p>
         </w:tc>
@@ -4148,21 +3822,8 @@
                 <w:szCs w:val="20"/>
                 <w:lang w:eastAsia="en-IN"/>
               </w:rPr>
-              <w:t>.</w:t>
+              <w:t>.obj</w:t>
             </w:r>
-            <w:proofErr w:type="spellStart"/>
-            <w:r>
-              <w:rPr>
-                <w:rFonts w:ascii="Courier New" w:eastAsia="Times New Roman" w:hAnsi="Courier New" w:cs="Courier New"/>
-                <w:bCs w:val="0"/>
-                <w:sz w:val="20"/>
-                <w:szCs w:val="20"/>
-                <w:lang w:eastAsia="en-IN"/>
-              </w:rPr>
-              <w:t>obj</w:t>
-            </w:r>
-            <w:proofErr w:type="spellEnd"/>
-            <w:proofErr w:type="gramStart"/>
             <w:r>
               <w:rPr>
                 <w:rFonts w:ascii="Times New Roman" w:eastAsia="Times New Roman" w:hAnsi="Times New Roman"/>
@@ -4182,7 +3843,6 @@
               </w:rPr>
               <w:t>.o</w:t>
             </w:r>
-            <w:proofErr w:type="gramEnd"/>
             <w:r>
               <w:rPr>
                 <w:rFonts w:ascii="Times New Roman" w:eastAsia="Times New Roman" w:hAnsi="Times New Roman"/>
@@ -4263,7 +3923,6 @@
                 <w:lang w:eastAsia="en-IN"/>
               </w:rPr>
             </w:pPr>
-            <w:proofErr w:type="spellStart"/>
             <w:r>
               <w:rPr>
                 <w:rFonts w:ascii="Courier New" w:eastAsia="Times New Roman" w:hAnsi="Courier New" w:cs="Courier New"/>
@@ -4272,18 +3931,7 @@
                 <w:szCs w:val="20"/>
                 <w:lang w:eastAsia="en-IN"/>
               </w:rPr>
-              <w:t>dist</w:t>
-            </w:r>
-            <w:proofErr w:type="spellEnd"/>
-            <w:r>
-              <w:rPr>
-                <w:rFonts w:ascii="Courier New" w:eastAsia="Times New Roman" w:hAnsi="Courier New" w:cs="Courier New"/>
-                <w:b/>
-                <w:sz w:val="20"/>
-                <w:szCs w:val="20"/>
-                <w:lang w:eastAsia="en-IN"/>
-              </w:rPr>
-              <w:t>/</w:t>
+              <w:t>dist/</w:t>
             </w:r>
           </w:p>
         </w:tc>
@@ -4309,7 +3957,6 @@
                 <w:lang w:eastAsia="en-IN"/>
               </w:rPr>
             </w:pPr>
-            <w:proofErr w:type="spellStart"/>
             <w:r>
               <w:rPr>
                 <w:rFonts w:ascii="Times New Roman" w:eastAsia="Times New Roman" w:hAnsi="Times New Roman"/>
@@ -4317,17 +3964,7 @@
                 <w:szCs w:val="24"/>
                 <w:lang w:eastAsia="en-IN"/>
               </w:rPr>
-              <w:t>Nuitka</w:t>
-            </w:r>
-            <w:proofErr w:type="spellEnd"/>
-            <w:r>
-              <w:rPr>
-                <w:rFonts w:ascii="Times New Roman" w:eastAsia="Times New Roman" w:hAnsi="Times New Roman"/>
-                <w:bCs w:val="0"/>
-                <w:szCs w:val="24"/>
-                <w:lang w:eastAsia="en-IN"/>
-              </w:rPr>
-              <w:t xml:space="preserve"> / Build Script</w:t>
+              <w:t>Nuitka / Build Script</w:t>
             </w:r>
           </w:p>
         </w:tc>
@@ -4432,27 +4069,7 @@
                 <w:szCs w:val="24"/>
                 <w:lang w:eastAsia="en-IN"/>
               </w:rPr>
-              <w:t xml:space="preserve">) or </w:t>
-            </w:r>
-            <w:proofErr w:type="spellStart"/>
-            <w:r>
-              <w:rPr>
-                <w:rFonts w:ascii="Times New Roman" w:eastAsia="Times New Roman" w:hAnsi="Times New Roman"/>
-                <w:bCs w:val="0"/>
-                <w:szCs w:val="24"/>
-                <w:lang w:eastAsia="en-IN"/>
-              </w:rPr>
-              <w:t>AppImage</w:t>
-            </w:r>
-            <w:proofErr w:type="spellEnd"/>
-            <w:r>
-              <w:rPr>
-                <w:rFonts w:ascii="Times New Roman" w:eastAsia="Times New Roman" w:hAnsi="Times New Roman"/>
-                <w:bCs w:val="0"/>
-                <w:szCs w:val="24"/>
-                <w:lang w:eastAsia="en-IN"/>
-              </w:rPr>
-              <w:t>, or if you want to run a fresh build, you can delete this.</w:t>
+              <w:t>) or AppImage, or if you want to run a fresh build, you can delete this.</w:t>
             </w:r>
           </w:p>
         </w:tc>
@@ -4483,7 +4100,6 @@
                 <w:lang w:eastAsia="en-IN"/>
               </w:rPr>
             </w:pPr>
-            <w:proofErr w:type="spellStart"/>
             <w:r>
               <w:rPr>
                 <w:rFonts w:ascii="Courier New" w:eastAsia="Times New Roman" w:hAnsi="Courier New" w:cs="Courier New"/>
@@ -4494,7 +4110,6 @@
               </w:rPr>
               <w:t>vault.c</w:t>
             </w:r>
-            <w:proofErr w:type="spellEnd"/>
           </w:p>
         </w:tc>
         <w:tc>
@@ -4633,7 +4248,6 @@
                 <w:lang w:eastAsia="en-IN"/>
               </w:rPr>
             </w:pPr>
-            <w:proofErr w:type="gramStart"/>
             <w:r>
               <w:rPr>
                 <w:rFonts w:ascii="Courier New" w:eastAsia="Times New Roman" w:hAnsi="Courier New" w:cs="Courier New"/>
@@ -4644,7 +4258,6 @@
               </w:rPr>
               <w:t>*.spec</w:t>
             </w:r>
-            <w:proofErr w:type="gramEnd"/>
           </w:p>
         </w:tc>
         <w:tc>
@@ -4669,7 +4282,6 @@
                 <w:lang w:eastAsia="en-IN"/>
               </w:rPr>
             </w:pPr>
-            <w:proofErr w:type="spellStart"/>
             <w:r>
               <w:rPr>
                 <w:rFonts w:ascii="Times New Roman" w:eastAsia="Times New Roman" w:hAnsi="Times New Roman"/>
@@ -4677,29 +4289,8 @@
                 <w:szCs w:val="24"/>
                 <w:lang w:eastAsia="en-IN"/>
               </w:rPr>
-              <w:t>Nuitka</w:t>
+              <w:t>Nuitka/PyInstaller</w:t>
             </w:r>
-            <w:proofErr w:type="spellEnd"/>
-            <w:r>
-              <w:rPr>
-                <w:rFonts w:ascii="Times New Roman" w:eastAsia="Times New Roman" w:hAnsi="Times New Roman"/>
-                <w:bCs w:val="0"/>
-                <w:szCs w:val="24"/>
-                <w:lang w:eastAsia="en-IN"/>
-              </w:rPr>
-              <w:t>/</w:t>
-            </w:r>
-            <w:proofErr w:type="spellStart"/>
-            <w:r>
-              <w:rPr>
-                <w:rFonts w:ascii="Times New Roman" w:eastAsia="Times New Roman" w:hAnsi="Times New Roman"/>
-                <w:bCs w:val="0"/>
-                <w:szCs w:val="24"/>
-                <w:lang w:eastAsia="en-IN"/>
-              </w:rPr>
-              <w:t>PyInstaller</w:t>
-            </w:r>
-            <w:proofErr w:type="spellEnd"/>
           </w:p>
         </w:tc>
         <w:tc>
@@ -4773,27 +4364,7 @@
                 <w:szCs w:val="24"/>
                 <w:lang w:eastAsia="en-IN"/>
               </w:rPr>
-              <w:t xml:space="preserve"> </w:t>
-            </w:r>
-            <w:proofErr w:type="spellStart"/>
-            <w:r>
-              <w:rPr>
-                <w:rFonts w:ascii="Times New Roman" w:eastAsia="Times New Roman" w:hAnsi="Times New Roman"/>
-                <w:bCs w:val="0"/>
-                <w:szCs w:val="24"/>
-                <w:lang w:eastAsia="en-IN"/>
-              </w:rPr>
-              <w:t>Nuitka</w:t>
-            </w:r>
-            <w:proofErr w:type="spellEnd"/>
-            <w:r>
-              <w:rPr>
-                <w:rFonts w:ascii="Times New Roman" w:eastAsia="Times New Roman" w:hAnsi="Times New Roman"/>
-                <w:bCs w:val="0"/>
-                <w:szCs w:val="24"/>
-                <w:lang w:eastAsia="en-IN"/>
-              </w:rPr>
-              <w:t xml:space="preserve"> commands in </w:t>
+              <w:t xml:space="preserve"> Nuitka commands in </w:t>
             </w:r>
             <w:r>
               <w:rPr>
@@ -4927,7 +4498,6 @@
         </w:rPr>
         <w:t xml:space="preserve"> Uses </w:t>
       </w:r>
-      <w:proofErr w:type="spellStart"/>
       <w:r>
         <w:rPr>
           <w:rFonts w:ascii="Courier New" w:eastAsia="Times New Roman" w:hAnsi="Courier New" w:cs="Courier New"/>
@@ -4938,7 +4508,6 @@
         </w:rPr>
         <w:t>build_stage</w:t>
       </w:r>
-      <w:proofErr w:type="spellEnd"/>
       <w:r>
         <w:rPr>
           <w:rFonts w:ascii="Times New Roman" w:eastAsia="Times New Roman" w:hAnsi="Times New Roman"/>
@@ -5000,7 +4569,6 @@
         </w:rPr>
         <w:t xml:space="preserve"> or </w:t>
       </w:r>
-      <w:proofErr w:type="spellStart"/>
       <w:r>
         <w:rPr>
           <w:rFonts w:ascii="Courier New" w:eastAsia="Times New Roman" w:hAnsi="Courier New" w:cs="Courier New"/>
@@ -5011,7 +4579,6 @@
         </w:rPr>
         <w:t>klyve.bin</w:t>
       </w:r>
-      <w:proofErr w:type="spellEnd"/>
       <w:r>
         <w:rPr>
           <w:rFonts w:ascii="Times New Roman" w:eastAsia="Times New Roman" w:hAnsi="Times New Roman"/>
@@ -5096,9 +4663,17 @@
           <w:szCs w:val="20"/>
           <w:lang w:eastAsia="en-IN"/>
         </w:rPr>
-        <w:t>.</w:t>
-      </w:r>
-      <w:proofErr w:type="spellStart"/>
+        <w:t>.py</w:t>
+      </w:r>
+      <w:r>
+        <w:rPr>
+          <w:rFonts w:ascii="Times New Roman" w:eastAsia="Times New Roman" w:hAnsi="Times New Roman"/>
+          <w:bCs w:val="0"/>
+          <w:szCs w:val="24"/>
+          <w:lang w:eastAsia="en-IN"/>
+        </w:rPr>
+        <w:t xml:space="preserve"> files into </w:t>
+      </w:r>
       <w:r>
         <w:rPr>
           <w:rFonts w:ascii="Courier New" w:eastAsia="Times New Roman" w:hAnsi="Courier New" w:cs="Courier New"/>
@@ -5107,17 +4682,16 @@
           <w:szCs w:val="20"/>
           <w:lang w:eastAsia="en-IN"/>
         </w:rPr>
-        <w:t>py</w:t>
-      </w:r>
-      <w:proofErr w:type="spellEnd"/>
-      <w:r>
-        <w:rPr>
-          <w:rFonts w:ascii="Times New Roman" w:eastAsia="Times New Roman" w:hAnsi="Times New Roman"/>
-          <w:bCs w:val="0"/>
-          <w:szCs w:val="24"/>
-          <w:lang w:eastAsia="en-IN"/>
-        </w:rPr>
-        <w:t xml:space="preserve"> files into </w:t>
+        <w:t>backups/</w:t>
+      </w:r>
+      <w:r>
+        <w:rPr>
+          <w:rFonts w:ascii="Times New Roman" w:eastAsia="Times New Roman" w:hAnsi="Times New Roman"/>
+          <w:bCs w:val="0"/>
+          <w:szCs w:val="24"/>
+          <w:lang w:eastAsia="en-IN"/>
+        </w:rPr>
+        <w:t xml:space="preserve"> and leaves compiled </w:t>
       </w:r>
       <w:r>
         <w:rPr>
@@ -5127,59 +4701,17 @@
           <w:szCs w:val="20"/>
           <w:lang w:eastAsia="en-IN"/>
         </w:rPr>
-        <w:t>backups/</w:t>
-      </w:r>
-      <w:r>
-        <w:rPr>
-          <w:rFonts w:ascii="Times New Roman" w:eastAsia="Times New Roman" w:hAnsi="Times New Roman"/>
-          <w:bCs w:val="0"/>
-          <w:szCs w:val="24"/>
-          <w:lang w:eastAsia="en-IN"/>
-        </w:rPr>
-        <w:t xml:space="preserve"> and leaves compiled </w:t>
-      </w:r>
-      <w:r>
-        <w:rPr>
-          <w:rFonts w:ascii="Courier New" w:eastAsia="Times New Roman" w:hAnsi="Courier New" w:cs="Courier New"/>
-          <w:bCs w:val="0"/>
-          <w:sz w:val="20"/>
-          <w:szCs w:val="20"/>
-          <w:lang w:eastAsia="en-IN"/>
-        </w:rPr>
-        <w:t>.</w:t>
-      </w:r>
-      <w:proofErr w:type="spellStart"/>
-      <w:r>
-        <w:rPr>
-          <w:rFonts w:ascii="Courier New" w:eastAsia="Times New Roman" w:hAnsi="Courier New" w:cs="Courier New"/>
-          <w:bCs w:val="0"/>
-          <w:sz w:val="20"/>
-          <w:szCs w:val="20"/>
-          <w:lang w:eastAsia="en-IN"/>
-        </w:rPr>
-        <w:t>pyd</w:t>
-      </w:r>
-      <w:proofErr w:type="spellEnd"/>
-      <w:r>
-        <w:rPr>
-          <w:rFonts w:ascii="Times New Roman" w:eastAsia="Times New Roman" w:hAnsi="Times New Roman"/>
-          <w:bCs w:val="0"/>
-          <w:szCs w:val="24"/>
-          <w:lang w:eastAsia="en-IN"/>
-        </w:rPr>
-        <w:t xml:space="preserve"> files in your root </w:t>
-      </w:r>
-      <w:proofErr w:type="gramStart"/>
-      <w:r>
-        <w:rPr>
-          <w:rFonts w:ascii="Times New Roman" w:eastAsia="Times New Roman" w:hAnsi="Times New Roman"/>
-          <w:bCs w:val="0"/>
-          <w:szCs w:val="24"/>
-          <w:lang w:eastAsia="en-IN"/>
-        </w:rPr>
-        <w:t>folder .</w:t>
-      </w:r>
-      <w:proofErr w:type="gramEnd"/>
+        <w:t>.pyd</w:t>
+      </w:r>
+      <w:r>
+        <w:rPr>
+          <w:rFonts w:ascii="Times New Roman" w:eastAsia="Times New Roman" w:hAnsi="Times New Roman"/>
+          <w:bCs w:val="0"/>
+          <w:szCs w:val="24"/>
+          <w:lang w:eastAsia="en-IN"/>
+        </w:rPr>
+        <w:t xml:space="preserve"> files in your root folder .</w:t>
+      </w:r>
     </w:p>
     <w:p>
       <w:pPr>
@@ -5345,7 +4877,6 @@
           <w:szCs w:val="24"/>
           <w:lang w:eastAsia="en-IN"/>
         </w:rPr>
-        <w:lastRenderedPageBreak/>
         <w:t>Here is the corrected workflow:</w:t>
       </w:r>
     </w:p>
@@ -5413,6 +4944,7 @@
           <w:szCs w:val="24"/>
           <w:lang w:eastAsia="en-IN"/>
         </w:rPr>
+        <w:lastRenderedPageBreak/>
         <w:t>Why?</w:t>
       </w:r>
       <w:r>
@@ -5451,9 +4983,17 @@
           <w:szCs w:val="20"/>
           <w:lang w:eastAsia="en-IN"/>
         </w:rPr>
-        <w:t>.</w:t>
-      </w:r>
-      <w:proofErr w:type="spellStart"/>
+        <w:t>.py</w:t>
+      </w:r>
+      <w:r>
+        <w:rPr>
+          <w:rFonts w:ascii="Times New Roman" w:eastAsia="Times New Roman" w:hAnsi="Times New Roman"/>
+          <w:bCs w:val="0"/>
+          <w:szCs w:val="24"/>
+          <w:lang w:eastAsia="en-IN"/>
+        </w:rPr>
+        <w:t xml:space="preserve"> source files to compile them. If you "Lock" first, the source code is hidden in </w:t>
+      </w:r>
       <w:r>
         <w:rPr>
           <w:rFonts w:ascii="Courier New" w:eastAsia="Times New Roman" w:hAnsi="Courier New" w:cs="Courier New"/>
@@ -5462,17 +5002,16 @@
           <w:szCs w:val="20"/>
           <w:lang w:eastAsia="en-IN"/>
         </w:rPr>
-        <w:t>py</w:t>
-      </w:r>
-      <w:proofErr w:type="spellEnd"/>
-      <w:r>
-        <w:rPr>
-          <w:rFonts w:ascii="Times New Roman" w:eastAsia="Times New Roman" w:hAnsi="Times New Roman"/>
-          <w:bCs w:val="0"/>
-          <w:szCs w:val="24"/>
-          <w:lang w:eastAsia="en-IN"/>
-        </w:rPr>
-        <w:t xml:space="preserve"> source files to compile them. If you "Lock" first, the source code is hidden in </w:t>
+        <w:t>backups/</w:t>
+      </w:r>
+      <w:r>
+        <w:rPr>
+          <w:rFonts w:ascii="Times New Roman" w:eastAsia="Times New Roman" w:hAnsi="Times New Roman"/>
+          <w:bCs w:val="0"/>
+          <w:szCs w:val="24"/>
+          <w:lang w:eastAsia="en-IN"/>
+        </w:rPr>
+        <w:t xml:space="preserve"> and replaced with compiled </w:t>
       </w:r>
       <w:r>
         <w:rPr>
@@ -5482,50 +5021,8 @@
           <w:szCs w:val="20"/>
           <w:lang w:eastAsia="en-IN"/>
         </w:rPr>
-        <w:t>backups/</w:t>
-      </w:r>
-      <w:r>
-        <w:rPr>
-          <w:rFonts w:ascii="Times New Roman" w:eastAsia="Times New Roman" w:hAnsi="Times New Roman"/>
-          <w:bCs w:val="0"/>
-          <w:szCs w:val="24"/>
-          <w:lang w:eastAsia="en-IN"/>
-        </w:rPr>
-        <w:t xml:space="preserve"> and replaced with </w:t>
-      </w:r>
-      <w:proofErr w:type="gramStart"/>
-      <w:r>
-        <w:rPr>
-          <w:rFonts w:ascii="Times New Roman" w:eastAsia="Times New Roman" w:hAnsi="Times New Roman"/>
-          <w:bCs w:val="0"/>
-          <w:szCs w:val="24"/>
-          <w:lang w:eastAsia="en-IN"/>
-        </w:rPr>
-        <w:t xml:space="preserve">compiled </w:t>
-      </w:r>
-      <w:r>
-        <w:rPr>
-          <w:rFonts w:ascii="Courier New" w:eastAsia="Times New Roman" w:hAnsi="Courier New" w:cs="Courier New"/>
-          <w:bCs w:val="0"/>
-          <w:sz w:val="20"/>
-          <w:szCs w:val="20"/>
-          <w:lang w:eastAsia="en-IN"/>
-        </w:rPr>
-        <w:t>.</w:t>
-      </w:r>
-      <w:proofErr w:type="spellStart"/>
-      <w:r>
-        <w:rPr>
-          <w:rFonts w:ascii="Courier New" w:eastAsia="Times New Roman" w:hAnsi="Courier New" w:cs="Courier New"/>
-          <w:bCs w:val="0"/>
-          <w:sz w:val="20"/>
-          <w:szCs w:val="20"/>
-          <w:lang w:eastAsia="en-IN"/>
-        </w:rPr>
-        <w:t>pyd</w:t>
-      </w:r>
-      <w:proofErr w:type="spellEnd"/>
-      <w:proofErr w:type="gramEnd"/>
+        <w:t>.pyd</w:t>
+      </w:r>
       <w:r>
         <w:rPr>
           <w:rFonts w:ascii="Times New Roman" w:eastAsia="Times New Roman" w:hAnsi="Times New Roman"/>
@@ -5610,20 +5107,8 @@
           <w:szCs w:val="20"/>
           <w:lang w:eastAsia="en-IN"/>
         </w:rPr>
-        <w:t>.</w:t>
-      </w:r>
-      <w:proofErr w:type="spellStart"/>
-      <w:r>
-        <w:rPr>
-          <w:rFonts w:ascii="Courier New" w:eastAsia="Times New Roman" w:hAnsi="Courier New" w:cs="Courier New"/>
-          <w:bCs w:val="0"/>
-          <w:sz w:val="20"/>
-          <w:szCs w:val="20"/>
-          <w:lang w:eastAsia="en-IN"/>
-        </w:rPr>
-        <w:t>py</w:t>
-      </w:r>
-      <w:proofErr w:type="spellEnd"/>
+        <w:t>.py</w:t>
+      </w:r>
       <w:r>
         <w:rPr>
           <w:rFonts w:ascii="Times New Roman" w:eastAsia="Times New Roman" w:hAnsi="Times New Roman"/>
@@ -5651,27 +5136,7 @@
           <w:szCs w:val="24"/>
           <w:lang w:eastAsia="en-IN"/>
         </w:rPr>
-        <w:t xml:space="preserve"> compiles it into the "Locked" state for the final </w:t>
-      </w:r>
-      <w:proofErr w:type="gramStart"/>
-      <w:r>
-        <w:rPr>
-          <w:rFonts w:ascii="Times New Roman" w:eastAsia="Times New Roman" w:hAnsi="Times New Roman"/>
-          <w:bCs w:val="0"/>
-          <w:szCs w:val="24"/>
-          <w:lang w:eastAsia="en-IN"/>
-        </w:rPr>
-        <w:t>executable .</w:t>
-      </w:r>
-      <w:proofErr w:type="gramEnd"/>
-      <w:r>
-        <w:rPr>
-          <w:rFonts w:ascii="Times New Roman" w:eastAsia="Times New Roman" w:hAnsi="Times New Roman"/>
-          <w:bCs w:val="0"/>
-          <w:szCs w:val="24"/>
-          <w:lang w:eastAsia="en-IN"/>
-        </w:rPr>
-        <w:t xml:space="preserve">   </w:t>
+        <w:t xml:space="preserve"> compiles it into the "Locked" state for the final executable .   </w:t>
       </w:r>
     </w:p>
     <w:p>
@@ -5688,25 +5153,14 @@
           <w:lang w:eastAsia="en-IN"/>
         </w:rPr>
       </w:pPr>
-      <w:proofErr w:type="spellStart"/>
-      <w:r>
-        <w:rPr>
-          <w:rFonts w:ascii="Times New Roman" w:eastAsia="Times New Roman" w:hAnsi="Times New Roman"/>
-          <w:b/>
-          <w:szCs w:val="24"/>
-          <w:lang w:eastAsia="en-IN"/>
-        </w:rPr>
-        <w:t>Cleanup</w:t>
-      </w:r>
-      <w:proofErr w:type="spellEnd"/>
-      <w:r>
-        <w:rPr>
-          <w:rFonts w:ascii="Times New Roman" w:eastAsia="Times New Roman" w:hAnsi="Times New Roman"/>
-          <w:b/>
-          <w:szCs w:val="24"/>
-          <w:lang w:eastAsia="en-IN"/>
-        </w:rPr>
-        <w:t>?</w:t>
+      <w:r>
+        <w:rPr>
+          <w:rFonts w:ascii="Times New Roman" w:eastAsia="Times New Roman" w:hAnsi="Times New Roman"/>
+          <w:b/>
+          <w:szCs w:val="24"/>
+          <w:lang w:eastAsia="en-IN"/>
+        </w:rPr>
+        <w:t>Cleanup?</w:t>
       </w:r>
     </w:p>
     <w:p>
@@ -5730,27 +5184,7 @@
           <w:szCs w:val="24"/>
           <w:lang w:eastAsia="en-IN"/>
         </w:rPr>
-        <w:t xml:space="preserve">No manual </w:t>
-      </w:r>
-      <w:proofErr w:type="spellStart"/>
-      <w:r>
-        <w:rPr>
-          <w:rFonts w:ascii="Times New Roman" w:eastAsia="Times New Roman" w:hAnsi="Times New Roman"/>
-          <w:b/>
-          <w:szCs w:val="24"/>
-          <w:lang w:eastAsia="en-IN"/>
-        </w:rPr>
-        <w:t>cleanup</w:t>
-      </w:r>
-      <w:proofErr w:type="spellEnd"/>
-      <w:r>
-        <w:rPr>
-          <w:rFonts w:ascii="Times New Roman" w:eastAsia="Times New Roman" w:hAnsi="Times New Roman"/>
-          <w:b/>
-          <w:szCs w:val="24"/>
-          <w:lang w:eastAsia="en-IN"/>
-        </w:rPr>
-        <w:t xml:space="preserve"> is required.</w:t>
+        <w:t>No manual cleanup is required.</w:t>
       </w:r>
       <w:r>
         <w:rPr>
@@ -5780,7 +5214,6 @@
         </w:rPr>
         <w:t xml:space="preserve"> script automatically "Cleans the Environment" by deleting the old </w:t>
       </w:r>
-      <w:proofErr w:type="spellStart"/>
       <w:r>
         <w:rPr>
           <w:rFonts w:ascii="Courier New" w:eastAsia="Times New Roman" w:hAnsi="Courier New" w:cs="Courier New"/>
@@ -5791,7 +5224,6 @@
         </w:rPr>
         <w:t>build_stage</w:t>
       </w:r>
-      <w:proofErr w:type="spellEnd"/>
       <w:r>
         <w:rPr>
           <w:rFonts w:ascii="Times New Roman" w:eastAsia="Times New Roman" w:hAnsi="Times New Roman"/>
@@ -5801,7 +5233,6 @@
         </w:rPr>
         <w:t xml:space="preserve"> and </w:t>
       </w:r>
-      <w:proofErr w:type="spellStart"/>
       <w:r>
         <w:rPr>
           <w:rFonts w:ascii="Courier New" w:eastAsia="Times New Roman" w:hAnsi="Courier New" w:cs="Courier New"/>
@@ -5812,7 +5243,6 @@
         </w:rPr>
         <w:t>dist</w:t>
       </w:r>
-      <w:proofErr w:type="spellEnd"/>
       <w:r>
         <w:rPr>
           <w:rFonts w:ascii="Times New Roman" w:eastAsia="Times New Roman" w:hAnsi="Times New Roman"/>
@@ -5981,7 +5411,6 @@
         </w:rPr>
         <w:t xml:space="preserve"> A fresh installer in </w:t>
       </w:r>
-      <w:proofErr w:type="spellStart"/>
       <w:r>
         <w:rPr>
           <w:rFonts w:ascii="Courier New" w:eastAsia="Times New Roman" w:hAnsi="Courier New" w:cs="Courier New"/>
@@ -5990,9 +5419,17 @@
           <w:szCs w:val="20"/>
           <w:lang w:eastAsia="en-IN"/>
         </w:rPr>
-        <w:t>dist</w:t>
-      </w:r>
-      <w:proofErr w:type="spellEnd"/>
+        <w:t>dist/</w:t>
+      </w:r>
+      <w:r>
+        <w:rPr>
+          <w:rFonts w:ascii="Times New Roman" w:eastAsia="Times New Roman" w:hAnsi="Times New Roman"/>
+          <w:bCs w:val="0"/>
+          <w:szCs w:val="24"/>
+          <w:lang w:eastAsia="en-IN"/>
+        </w:rPr>
+        <w:t xml:space="preserve"> and a "Locked" production build inside </w:t>
+      </w:r>
       <w:r>
         <w:rPr>
           <w:rFonts w:ascii="Courier New" w:eastAsia="Times New Roman" w:hAnsi="Courier New" w:cs="Courier New"/>
@@ -6001,51 +5438,8 @@
           <w:szCs w:val="20"/>
           <w:lang w:eastAsia="en-IN"/>
         </w:rPr>
-        <w:t>/</w:t>
-      </w:r>
-      <w:r>
-        <w:rPr>
-          <w:rFonts w:ascii="Times New Roman" w:eastAsia="Times New Roman" w:hAnsi="Times New Roman"/>
-          <w:bCs w:val="0"/>
-          <w:szCs w:val="24"/>
-          <w:lang w:eastAsia="en-IN"/>
-        </w:rPr>
-        <w:t xml:space="preserve"> and a "Locked" production build inside </w:t>
-      </w:r>
-      <w:proofErr w:type="spellStart"/>
-      <w:r>
-        <w:rPr>
-          <w:rFonts w:ascii="Courier New" w:eastAsia="Times New Roman" w:hAnsi="Courier New" w:cs="Courier New"/>
-          <w:bCs w:val="0"/>
-          <w:sz w:val="20"/>
-          <w:szCs w:val="20"/>
-          <w:lang w:eastAsia="en-IN"/>
-        </w:rPr>
-        <w:t>dist</w:t>
-      </w:r>
-      <w:proofErr w:type="spellEnd"/>
-      <w:r>
-        <w:rPr>
-          <w:rFonts w:ascii="Courier New" w:eastAsia="Times New Roman" w:hAnsi="Courier New" w:cs="Courier New"/>
-          <w:bCs w:val="0"/>
-          <w:sz w:val="20"/>
-          <w:szCs w:val="20"/>
-          <w:lang w:eastAsia="en-IN"/>
-        </w:rPr>
-        <w:t>/</w:t>
-      </w:r>
-      <w:proofErr w:type="spellStart"/>
-      <w:r>
-        <w:rPr>
-          <w:rFonts w:ascii="Courier New" w:eastAsia="Times New Roman" w:hAnsi="Courier New" w:cs="Courier New"/>
-          <w:bCs w:val="0"/>
-          <w:sz w:val="20"/>
-          <w:szCs w:val="20"/>
-          <w:lang w:eastAsia="en-IN"/>
-        </w:rPr>
-        <w:t>klyve.dist</w:t>
-      </w:r>
-      <w:proofErr w:type="spellEnd"/>
+        <w:t>dist/klyve.dist</w:t>
+      </w:r>
       <w:r>
         <w:rPr>
           <w:rFonts w:ascii="Times New Roman" w:eastAsia="Times New Roman" w:hAnsi="Times New Roman"/>
@@ -6095,27 +5489,7 @@
           <w:szCs w:val="24"/>
           <w:lang w:eastAsia="en-IN"/>
         </w:rPr>
-        <w:t xml:space="preserve">If you deleted the "Lock" button today, you could still build and release </w:t>
-      </w:r>
-      <w:proofErr w:type="spellStart"/>
-      <w:r>
-        <w:rPr>
-          <w:rFonts w:ascii="Times New Roman" w:eastAsia="Times New Roman" w:hAnsi="Times New Roman"/>
-          <w:bCs w:val="0"/>
-          <w:szCs w:val="24"/>
-          <w:lang w:eastAsia="en-IN"/>
-        </w:rPr>
-        <w:t>Klyve</w:t>
-      </w:r>
-      <w:proofErr w:type="spellEnd"/>
-      <w:r>
-        <w:rPr>
-          <w:rFonts w:ascii="Times New Roman" w:eastAsia="Times New Roman" w:hAnsi="Times New Roman"/>
-          <w:bCs w:val="0"/>
-          <w:szCs w:val="24"/>
-          <w:lang w:eastAsia="en-IN"/>
-        </w:rPr>
-        <w:t xml:space="preserve"> perfectly fine using </w:t>
+        <w:t xml:space="preserve">If you deleted the "Lock" button today, you could still build and release Klyve perfectly fine using </w:t>
       </w:r>
       <w:r>
         <w:rPr>
@@ -6247,27 +5621,7 @@
           <w:szCs w:val="24"/>
           <w:lang w:eastAsia="en-IN"/>
         </w:rPr>
-        <w:t xml:space="preserve"> This is a heavy process. It compiles code, </w:t>
-      </w:r>
-      <w:proofErr w:type="spellStart"/>
-      <w:r>
-        <w:rPr>
-          <w:rFonts w:ascii="Times New Roman" w:eastAsia="Times New Roman" w:hAnsi="Times New Roman"/>
-          <w:bCs w:val="0"/>
-          <w:szCs w:val="24"/>
-          <w:lang w:eastAsia="en-IN"/>
-        </w:rPr>
-        <w:t>analyzes</w:t>
-      </w:r>
-      <w:proofErr w:type="spellEnd"/>
-      <w:r>
-        <w:rPr>
-          <w:rFonts w:ascii="Times New Roman" w:eastAsia="Times New Roman" w:hAnsi="Times New Roman"/>
-          <w:bCs w:val="0"/>
-          <w:szCs w:val="24"/>
-          <w:lang w:eastAsia="en-IN"/>
-        </w:rPr>
-        <w:t xml:space="preserve"> dependencies, bundles Qt, and compresses everything into a massive </w:t>
+        <w:t xml:space="preserve"> This is a heavy process. It compiles code, analyzes dependencies, bundles Qt, and compresses everything into a massive </w:t>
       </w:r>
       <w:r>
         <w:rPr>
@@ -6376,27 +5730,7 @@
           <w:szCs w:val="24"/>
           <w:lang w:eastAsia="en-IN"/>
         </w:rPr>
-        <w:t xml:space="preserve"> the </w:t>
-      </w:r>
-      <w:proofErr w:type="spellStart"/>
-      <w:r>
-        <w:rPr>
-          <w:rFonts w:ascii="Times New Roman" w:eastAsia="Times New Roman" w:hAnsi="Times New Roman"/>
-          <w:bCs w:val="0"/>
-          <w:szCs w:val="24"/>
-          <w:lang w:eastAsia="en-IN"/>
-        </w:rPr>
-        <w:t>Cython</w:t>
-      </w:r>
-      <w:proofErr w:type="spellEnd"/>
-      <w:r>
-        <w:rPr>
-          <w:rFonts w:ascii="Times New Roman" w:eastAsia="Times New Roman" w:hAnsi="Times New Roman"/>
-          <w:bCs w:val="0"/>
-          <w:szCs w:val="24"/>
-          <w:lang w:eastAsia="en-IN"/>
-        </w:rPr>
-        <w:t xml:space="preserve"> compilation step (</w:t>
+        <w:t xml:space="preserve"> the Cython compilation step (</w:t>
       </w:r>
       <w:r>
         <w:rPr>
@@ -6408,25 +5742,14 @@
         </w:rPr>
         <w:t>setup_cython.py</w:t>
       </w:r>
-      <w:proofErr w:type="gramStart"/>
-      <w:r>
-        <w:rPr>
-          <w:rFonts w:ascii="Times New Roman" w:eastAsia="Times New Roman" w:hAnsi="Times New Roman"/>
-          <w:bCs w:val="0"/>
-          <w:szCs w:val="24"/>
-          <w:lang w:eastAsia="en-IN"/>
-        </w:rPr>
-        <w:t>) .</w:t>
-      </w:r>
-      <w:proofErr w:type="gramEnd"/>
-      <w:r>
-        <w:rPr>
-          <w:rFonts w:ascii="Times New Roman" w:eastAsia="Times New Roman" w:hAnsi="Times New Roman"/>
-          <w:bCs w:val="0"/>
-          <w:szCs w:val="24"/>
-          <w:lang w:eastAsia="en-IN"/>
-        </w:rPr>
-        <w:t xml:space="preserve"> It takes </w:t>
+      <w:r>
+        <w:rPr>
+          <w:rFonts w:ascii="Times New Roman" w:eastAsia="Times New Roman" w:hAnsi="Times New Roman"/>
+          <w:bCs w:val="0"/>
+          <w:szCs w:val="24"/>
+          <w:lang w:eastAsia="en-IN"/>
+        </w:rPr>
+        <w:t xml:space="preserve">) . It takes </w:t>
       </w:r>
       <w:r>
         <w:rPr>
@@ -6577,47 +5900,7 @@
           <w:szCs w:val="24"/>
           <w:lang w:eastAsia="en-IN"/>
         </w:rPr>
-        <w:t>. [</w:t>
-      </w:r>
-      <w:proofErr w:type="spellStart"/>
-      <w:r>
-        <w:rPr>
-          <w:rFonts w:ascii="Times New Roman" w:eastAsia="Times New Roman" w:hAnsi="Times New Roman"/>
-          <w:bCs w:val="0"/>
-          <w:szCs w:val="24"/>
-          <w:lang w:eastAsia="en-IN"/>
-        </w:rPr>
-        <w:t>cite_</w:t>
-      </w:r>
-      <w:proofErr w:type="gramStart"/>
-      <w:r>
-        <w:rPr>
-          <w:rFonts w:ascii="Times New Roman" w:eastAsia="Times New Roman" w:hAnsi="Times New Roman"/>
-          <w:bCs w:val="0"/>
-          <w:szCs w:val="24"/>
-          <w:lang w:eastAsia="en-IN"/>
-        </w:rPr>
-        <w:t>start</w:t>
-      </w:r>
-      <w:proofErr w:type="spellEnd"/>
-      <w:r>
-        <w:rPr>
-          <w:rFonts w:ascii="Times New Roman" w:eastAsia="Times New Roman" w:hAnsi="Times New Roman"/>
-          <w:bCs w:val="0"/>
-          <w:szCs w:val="24"/>
-          <w:lang w:eastAsia="en-IN"/>
-        </w:rPr>
-        <w:t>]It</w:t>
-      </w:r>
-      <w:proofErr w:type="gramEnd"/>
-      <w:r>
-        <w:rPr>
-          <w:rFonts w:ascii="Times New Roman" w:eastAsia="Times New Roman" w:hAnsi="Times New Roman"/>
-          <w:bCs w:val="0"/>
-          <w:szCs w:val="24"/>
-          <w:lang w:eastAsia="en-IN"/>
-        </w:rPr>
-        <w:t xml:space="preserve"> compiles your Python files into </w:t>
+        <w:t xml:space="preserve">. [cite_start]It compiles your Python files into </w:t>
       </w:r>
       <w:r>
         <w:rPr>
@@ -6627,9 +5910,17 @@
           <w:szCs w:val="20"/>
           <w:lang w:eastAsia="en-IN"/>
         </w:rPr>
-        <w:t>.</w:t>
-      </w:r>
-      <w:proofErr w:type="spellStart"/>
+        <w:t>.pyd</w:t>
+      </w:r>
+      <w:r>
+        <w:rPr>
+          <w:rFonts w:ascii="Times New Roman" w:eastAsia="Times New Roman" w:hAnsi="Times New Roman"/>
+          <w:bCs w:val="0"/>
+          <w:szCs w:val="24"/>
+          <w:lang w:eastAsia="en-IN"/>
+        </w:rPr>
+        <w:t xml:space="preserve"> binaries in your root folder and deletes the </w:t>
+      </w:r>
       <w:r>
         <w:rPr>
           <w:rFonts w:ascii="Courier New" w:eastAsia="Times New Roman" w:hAnsi="Courier New" w:cs="Courier New"/>
@@ -6638,40 +5929,8 @@
           <w:szCs w:val="20"/>
           <w:lang w:eastAsia="en-IN"/>
         </w:rPr>
-        <w:t>pyd</w:t>
-      </w:r>
-      <w:proofErr w:type="spellEnd"/>
-      <w:r>
-        <w:rPr>
-          <w:rFonts w:ascii="Times New Roman" w:eastAsia="Times New Roman" w:hAnsi="Times New Roman"/>
-          <w:bCs w:val="0"/>
-          <w:szCs w:val="24"/>
-          <w:lang w:eastAsia="en-IN"/>
-        </w:rPr>
-        <w:t xml:space="preserve"> binaries in your root folder and deletes the </w:t>
-      </w:r>
-      <w:r>
-        <w:rPr>
-          <w:rFonts w:ascii="Courier New" w:eastAsia="Times New Roman" w:hAnsi="Courier New" w:cs="Courier New"/>
-          <w:bCs w:val="0"/>
-          <w:sz w:val="20"/>
-          <w:szCs w:val="20"/>
-          <w:lang w:eastAsia="en-IN"/>
-        </w:rPr>
-        <w:t>.</w:t>
-      </w:r>
-      <w:proofErr w:type="spellStart"/>
-      <w:r>
-        <w:rPr>
-          <w:rFonts w:ascii="Courier New" w:eastAsia="Times New Roman" w:hAnsi="Courier New" w:cs="Courier New"/>
-          <w:bCs w:val="0"/>
-          <w:sz w:val="20"/>
-          <w:szCs w:val="20"/>
-          <w:lang w:eastAsia="en-IN"/>
-        </w:rPr>
-        <w:t>py</w:t>
-      </w:r>
-      <w:proofErr w:type="spellEnd"/>
+        <w:t>.py</w:t>
+      </w:r>
       <w:r>
         <w:rPr>
           <w:rFonts w:ascii="Times New Roman" w:eastAsia="Times New Roman" w:hAnsi="Times New Roman"/>
@@ -6789,27 +6048,27 @@
           <w:szCs w:val="27"/>
           <w:lang w:eastAsia="en-IN"/>
         </w:rPr>
+        <w:t>2. Testing "Headless" Logic</w:t>
+      </w:r>
+    </w:p>
+    <w:p>
+      <w:pPr>
+        <w:spacing w:before="100" w:beforeAutospacing="1" w:after="100" w:afterAutospacing="1" w:line="240" w:lineRule="auto"/>
+        <w:rPr>
+          <w:rFonts w:ascii="Times New Roman" w:eastAsia="Times New Roman" w:hAnsi="Times New Roman"/>
+          <w:bCs w:val="0"/>
+          <w:szCs w:val="24"/>
+          <w:lang w:eastAsia="en-IN"/>
+        </w:rPr>
+      </w:pPr>
+      <w:r>
+        <w:rPr>
+          <w:rFonts w:ascii="Times New Roman" w:eastAsia="Times New Roman" w:hAnsi="Times New Roman"/>
+          <w:bCs w:val="0"/>
+          <w:szCs w:val="24"/>
+          <w:lang w:eastAsia="en-IN"/>
+        </w:rPr>
         <w:lastRenderedPageBreak/>
-        <w:t>2. Testing "Headless" Logic</w:t>
-      </w:r>
-    </w:p>
-    <w:p>
-      <w:pPr>
-        <w:spacing w:before="100" w:beforeAutospacing="1" w:after="100" w:afterAutospacing="1" w:line="240" w:lineRule="auto"/>
-        <w:rPr>
-          <w:rFonts w:ascii="Times New Roman" w:eastAsia="Times New Roman" w:hAnsi="Times New Roman"/>
-          <w:bCs w:val="0"/>
-          <w:szCs w:val="24"/>
-          <w:lang w:eastAsia="en-IN"/>
-        </w:rPr>
-      </w:pPr>
-      <w:r>
-        <w:rPr>
-          <w:rFonts w:ascii="Times New Roman" w:eastAsia="Times New Roman" w:hAnsi="Times New Roman"/>
-          <w:bCs w:val="0"/>
-          <w:szCs w:val="24"/>
-          <w:lang w:eastAsia="en-IN"/>
-        </w:rPr>
         <w:t xml:space="preserve">In </w:t>
       </w:r>
       <w:r>
@@ -6880,20 +6139,8 @@
           <w:szCs w:val="20"/>
           <w:lang w:eastAsia="en-IN"/>
         </w:rPr>
-        <w:t>.</w:t>
-      </w:r>
-      <w:proofErr w:type="spellStart"/>
-      <w:r>
-        <w:rPr>
-          <w:rFonts w:ascii="Courier New" w:eastAsia="Times New Roman" w:hAnsi="Courier New" w:cs="Courier New"/>
-          <w:bCs w:val="0"/>
-          <w:sz w:val="20"/>
-          <w:szCs w:val="20"/>
-          <w:lang w:eastAsia="en-IN"/>
-        </w:rPr>
-        <w:t>py</w:t>
-      </w:r>
-      <w:proofErr w:type="spellEnd"/>
+        <w:t>.py</w:t>
+      </w:r>
       <w:r>
         <w:rPr>
           <w:rFonts w:ascii="Times New Roman" w:eastAsia="Times New Roman" w:hAnsi="Times New Roman"/>
@@ -6925,17 +6172,7 @@
           <w:szCs w:val="24"/>
           <w:lang w:eastAsia="en-IN"/>
         </w:rPr>
-        <w:t xml:space="preserve">The app is forced to run purely from </w:t>
-      </w:r>
-      <w:proofErr w:type="gramStart"/>
-      <w:r>
-        <w:rPr>
-          <w:rFonts w:ascii="Times New Roman" w:eastAsia="Times New Roman" w:hAnsi="Times New Roman"/>
-          <w:bCs w:val="0"/>
-          <w:szCs w:val="24"/>
-          <w:lang w:eastAsia="en-IN"/>
-        </w:rPr>
-        <w:t xml:space="preserve">the </w:t>
+        <w:t xml:space="preserve">The app is forced to run purely from the </w:t>
       </w:r>
       <w:r>
         <w:rPr>
@@ -6945,21 +6182,8 @@
           <w:szCs w:val="20"/>
           <w:lang w:eastAsia="en-IN"/>
         </w:rPr>
-        <w:t>.</w:t>
-      </w:r>
-      <w:proofErr w:type="spellStart"/>
-      <w:r>
-        <w:rPr>
-          <w:rFonts w:ascii="Courier New" w:eastAsia="Times New Roman" w:hAnsi="Courier New" w:cs="Courier New"/>
-          <w:bCs w:val="0"/>
-          <w:sz w:val="20"/>
-          <w:szCs w:val="20"/>
-          <w:lang w:eastAsia="en-IN"/>
-        </w:rPr>
-        <w:t>pyd</w:t>
-      </w:r>
-      <w:proofErr w:type="spellEnd"/>
-      <w:proofErr w:type="gramEnd"/>
+        <w:t>.pyd</w:t>
+      </w:r>
       <w:r>
         <w:rPr>
           <w:rFonts w:ascii="Times New Roman" w:eastAsia="Times New Roman" w:hAnsi="Times New Roman"/>
@@ -7138,27 +6362,7 @@
           <w:szCs w:val="24"/>
           <w:lang w:eastAsia="en-IN"/>
         </w:rPr>
-        <w:t xml:space="preserve">. Use it only if you want to quickly verify that your changes will survive compilation without waiting for the full </w:t>
-      </w:r>
-      <w:proofErr w:type="spellStart"/>
-      <w:r>
-        <w:rPr>
-          <w:rFonts w:ascii="Times New Roman" w:eastAsia="Times New Roman" w:hAnsi="Times New Roman"/>
-          <w:bCs w:val="0"/>
-          <w:szCs w:val="24"/>
-          <w:lang w:eastAsia="en-IN"/>
-        </w:rPr>
-        <w:t>Nuitka</w:t>
-      </w:r>
-      <w:proofErr w:type="spellEnd"/>
-      <w:r>
-        <w:rPr>
-          <w:rFonts w:ascii="Times New Roman" w:eastAsia="Times New Roman" w:hAnsi="Times New Roman"/>
-          <w:bCs w:val="0"/>
-          <w:szCs w:val="24"/>
-          <w:lang w:eastAsia="en-IN"/>
-        </w:rPr>
-        <w:t xml:space="preserve"> build process.</w:t>
+        <w:t>. Use it only if you want to quickly verify that your changes will survive compilation without waiting for the full Nuitka build process.</w:t>
       </w:r>
     </w:p>
     <w:p>
@@ -7251,29 +6455,15 @@
         <w:t>The Conflict:</w:t>
       </w:r>
       <w:r>
-        <w:t xml:space="preserve"> Windows compiles Python </w:t>
-      </w:r>
-      <w:proofErr w:type="gramStart"/>
-      <w:r>
-        <w:t xml:space="preserve">to </w:t>
+        <w:t xml:space="preserve"> Windows compiles Python to </w:t>
       </w:r>
       <w:r>
         <w:rPr>
           <w:rStyle w:val="HTMLCode"/>
           <w:rFonts w:eastAsiaTheme="minorEastAsia"/>
         </w:rPr>
-        <w:t>.</w:t>
-      </w:r>
-      <w:proofErr w:type="spellStart"/>
-      <w:r>
-        <w:rPr>
-          <w:rStyle w:val="HTMLCode"/>
-          <w:rFonts w:eastAsiaTheme="minorEastAsia"/>
-        </w:rPr>
-        <w:t>pyd</w:t>
-      </w:r>
-      <w:proofErr w:type="spellEnd"/>
-      <w:proofErr w:type="gramEnd"/>
+        <w:t>.pyd</w:t>
+      </w:r>
       <w:r>
         <w:t xml:space="preserve"> (DLL) files. Linux compiles Python to </w:t>
       </w:r>
@@ -7312,60 +6502,18 @@
           <w:rStyle w:val="HTMLCode"/>
           <w:rFonts w:eastAsiaTheme="minorEastAsia"/>
         </w:rPr>
-        <w:t>/</w:t>
-      </w:r>
-      <w:proofErr w:type="spellStart"/>
+        <w:t>/mnt/e/Projects/Klyve</w:t>
+      </w:r>
+      <w:r>
+        <w:t xml:space="preserve">), Nuitka may see a Windows </w:t>
+      </w:r>
       <w:r>
         <w:rPr>
           <w:rStyle w:val="HTMLCode"/>
           <w:rFonts w:eastAsiaTheme="minorEastAsia"/>
         </w:rPr>
-        <w:t>mnt</w:t>
-      </w:r>
-      <w:proofErr w:type="spellEnd"/>
-      <w:r>
-        <w:rPr>
-          <w:rStyle w:val="HTMLCode"/>
-          <w:rFonts w:eastAsiaTheme="minorEastAsia"/>
-        </w:rPr>
-        <w:t>/e/Projects/</w:t>
-      </w:r>
-      <w:proofErr w:type="spellStart"/>
-      <w:r>
-        <w:rPr>
-          <w:rStyle w:val="HTMLCode"/>
-          <w:rFonts w:eastAsiaTheme="minorEastAsia"/>
-        </w:rPr>
-        <w:t>Klyve</w:t>
-      </w:r>
-      <w:proofErr w:type="spellEnd"/>
-      <w:r>
-        <w:t xml:space="preserve">), </w:t>
-      </w:r>
-      <w:proofErr w:type="spellStart"/>
-      <w:r>
-        <w:t>Nuitka</w:t>
-      </w:r>
-      <w:proofErr w:type="spellEnd"/>
-      <w:r>
-        <w:t xml:space="preserve"> may see a Windows </w:t>
-      </w:r>
-      <w:r>
-        <w:rPr>
-          <w:rStyle w:val="HTMLCode"/>
-          <w:rFonts w:eastAsiaTheme="minorEastAsia"/>
-        </w:rPr>
-        <w:t>.</w:t>
-      </w:r>
-      <w:proofErr w:type="spellStart"/>
-      <w:r>
-        <w:rPr>
-          <w:rStyle w:val="HTMLCode"/>
-          <w:rFonts w:eastAsiaTheme="minorEastAsia"/>
-        </w:rPr>
-        <w:t>pyd</w:t>
-      </w:r>
-      <w:proofErr w:type="spellEnd"/>
+        <w:t>.pyd</w:t>
+      </w:r>
       <w:r>
         <w:t xml:space="preserve"> file sitting next to a script and try to bundle it into the Linux application.</w:t>
       </w:r>
@@ -7414,17 +6562,8 @@
           <w:rStyle w:val="HTMLCode"/>
           <w:rFonts w:eastAsiaTheme="minorEastAsia"/>
         </w:rPr>
-        <w:t>.</w:t>
-      </w:r>
-      <w:proofErr w:type="spellStart"/>
-      <w:r>
-        <w:rPr>
-          <w:rStyle w:val="HTMLCode"/>
-          <w:rFonts w:eastAsiaTheme="minorEastAsia"/>
-        </w:rPr>
-        <w:t>py</w:t>
-      </w:r>
-      <w:proofErr w:type="spellEnd"/>
+        <w:t>.py</w:t>
+      </w:r>
       <w:r>
         <w:t xml:space="preserve"> files), your Linux environment immediately loses access to the source code, making a build impossible.</w:t>
       </w:r>
@@ -7538,73 +6677,46 @@
           <w:rStyle w:val="HTMLCode"/>
           <w:rFonts w:eastAsiaTheme="minorEastAsia"/>
         </w:rPr>
-        <w:t>.</w:t>
-      </w:r>
-      <w:proofErr w:type="spellStart"/>
+        <w:t>.py</w:t>
+      </w:r>
+      <w:r>
+        <w:t xml:space="preserve"> source files are present in the </w:t>
+      </w:r>
       <w:r>
         <w:rPr>
           <w:rStyle w:val="HTMLCode"/>
           <w:rFonts w:eastAsiaTheme="minorEastAsia"/>
         </w:rPr>
-        <w:t>py</w:t>
-      </w:r>
-      <w:proofErr w:type="spellEnd"/>
-      <w:r>
-        <w:t xml:space="preserve"> source files are present in the </w:t>
+        <w:t>agents/</w:t>
+      </w:r>
+      <w:r>
+        <w:t xml:space="preserve"> folder. If you skip this, you will copy nothing but compiled binaries to Linux, and the build will fail.</w:t>
+      </w:r>
+    </w:p>
+    <w:p>
+      <w:pPr>
+        <w:pStyle w:val="Heading4"/>
+      </w:pPr>
+      <w:r>
+        <w:t>Step 2: The "Surgical Copy" (Rsync)</w:t>
+      </w:r>
+    </w:p>
+    <w:p>
+      <w:pPr>
+        <w:pStyle w:val="NormalWeb"/>
+      </w:pPr>
+      <w:r>
+        <w:t xml:space="preserve">We use </w:t>
       </w:r>
       <w:r>
         <w:rPr>
           <w:rStyle w:val="HTMLCode"/>
           <w:rFonts w:eastAsiaTheme="minorEastAsia"/>
         </w:rPr>
-        <w:t>agents/</w:t>
-      </w:r>
-      <w:r>
-        <w:t xml:space="preserve"> folder. If you skip this, you will copy nothing but compiled binaries to Linux, and the build will fail.</w:t>
-      </w:r>
-    </w:p>
-    <w:p>
-      <w:pPr>
-        <w:pStyle w:val="Heading4"/>
-      </w:pPr>
-      <w:r>
-        <w:t>Step 2: The "Surgical Copy" (</w:t>
-      </w:r>
-      <w:proofErr w:type="spellStart"/>
-      <w:r>
-        <w:t>Rsync</w:t>
-      </w:r>
-      <w:proofErr w:type="spellEnd"/>
-      <w:r>
-        <w:t>)</w:t>
-      </w:r>
-    </w:p>
-    <w:p>
-      <w:pPr>
-        <w:pStyle w:val="NormalWeb"/>
-      </w:pPr>
-      <w:r>
-        <w:t xml:space="preserve">We use </w:t>
-      </w:r>
-      <w:proofErr w:type="spellStart"/>
-      <w:r>
-        <w:rPr>
-          <w:rStyle w:val="HTMLCode"/>
-          <w:rFonts w:eastAsiaTheme="minorEastAsia"/>
-        </w:rPr>
         <w:t>rsync</w:t>
       </w:r>
-      <w:proofErr w:type="spellEnd"/>
-      <w:r>
-        <w:t xml:space="preserve"> to copy the code because it allows us to exclude the dangerous Windows </w:t>
-      </w:r>
-      <w:proofErr w:type="spellStart"/>
-      <w:r>
-        <w:t>artifacts</w:t>
-      </w:r>
-      <w:proofErr w:type="spellEnd"/>
-      <w:r>
-        <w:t>.</w:t>
+      <w:r>
+        <w:t xml:space="preserve"> to copy the code because it allows us to exclude the dangerous Windows artifacts.</w:t>
       </w:r>
     </w:p>
     <w:p>
@@ -7653,29 +6765,13 @@
           <w:rStyle w:val="HTMLCode"/>
         </w:rPr>
       </w:pPr>
-      <w:proofErr w:type="spellStart"/>
       <w:r>
         <w:rPr>
           <w:rStyle w:val="HTMLCode"/>
         </w:rPr>
         <w:lastRenderedPageBreak/>
-        <w:t>mkdir</w:t>
-      </w:r>
-      <w:proofErr w:type="spellEnd"/>
-      <w:r>
-        <w:rPr>
-          <w:rStyle w:val="HTMLCode"/>
-        </w:rPr>
-        <w:t xml:space="preserve"> -p ~/</w:t>
-      </w:r>
-      <w:proofErr w:type="spellStart"/>
-      <w:r>
-        <w:rPr>
-          <w:rStyle w:val="HTMLCode"/>
-        </w:rPr>
-        <w:t>klyve_linux_build</w:t>
-      </w:r>
-      <w:proofErr w:type="spellEnd"/>
+        <w:t>mkdir -p ~/klyve_linux_build</w:t>
+      </w:r>
     </w:p>
     <w:p>
       <w:pPr>
@@ -7695,16 +6791,8 @@
         <w:rPr>
           <w:rStyle w:val="HTMLCode"/>
         </w:rPr>
-        <w:t xml:space="preserve"> ~/</w:t>
-      </w:r>
-      <w:proofErr w:type="spellStart"/>
-      <w:r>
-        <w:rPr>
-          <w:rStyle w:val="HTMLCode"/>
-        </w:rPr>
-        <w:t>klyve_linux_build</w:t>
-      </w:r>
-      <w:proofErr w:type="spellEnd"/>
+        <w:t xml:space="preserve"> ~/klyve_linux_build</w:t>
+      </w:r>
     </w:p>
     <w:p>
       <w:pPr>
@@ -7759,69 +6847,11 @@
           <w:rStyle w:val="HTMLCode"/>
         </w:rPr>
       </w:pPr>
-      <w:proofErr w:type="spellStart"/>
       <w:r>
         <w:rPr>
           <w:rStyle w:val="HTMLCode"/>
         </w:rPr>
-        <w:t>rsync</w:t>
-      </w:r>
-      <w:proofErr w:type="spellEnd"/>
-      <w:r>
-        <w:rPr>
-          <w:rStyle w:val="HTMLCode"/>
-        </w:rPr>
-        <w:t xml:space="preserve"> -</w:t>
-      </w:r>
-      <w:proofErr w:type="spellStart"/>
-      <w:r>
-        <w:rPr>
-          <w:rStyle w:val="HTMLCode"/>
-        </w:rPr>
-        <w:t>av</w:t>
-      </w:r>
-      <w:proofErr w:type="spellEnd"/>
-      <w:r>
-        <w:rPr>
-          <w:rStyle w:val="HTMLCode"/>
-        </w:rPr>
-        <w:t xml:space="preserve"> --progress /</w:t>
-      </w:r>
-      <w:proofErr w:type="spellStart"/>
-      <w:r>
-        <w:rPr>
-          <w:rStyle w:val="HTMLCode"/>
-        </w:rPr>
-        <w:t>mnt</w:t>
-      </w:r>
-      <w:proofErr w:type="spellEnd"/>
-      <w:r>
-        <w:rPr>
-          <w:rStyle w:val="HTMLCode"/>
-        </w:rPr>
-        <w:t>/e/Projects/</w:t>
-      </w:r>
-      <w:proofErr w:type="spellStart"/>
-      <w:r>
-        <w:rPr>
-          <w:rStyle w:val="HTMLCode"/>
-        </w:rPr>
-        <w:t>klyve_factory</w:t>
-      </w:r>
-      <w:proofErr w:type="spellEnd"/>
-      <w:proofErr w:type="gramStart"/>
-      <w:r>
-        <w:rPr>
-          <w:rStyle w:val="HTMLCode"/>
-        </w:rPr>
-        <w:t>/ .</w:t>
-      </w:r>
-      <w:proofErr w:type="gramEnd"/>
-      <w:r>
-        <w:rPr>
-          <w:rStyle w:val="HTMLCode"/>
-        </w:rPr>
-        <w:t xml:space="preserve"> \</w:t>
+        <w:t>rsync -av --progress /mnt/e/Projects/klyve_factory/ . \</w:t>
       </w:r>
     </w:p>
     <w:p>
@@ -7842,21 +6872,7 @@
         <w:rPr>
           <w:rStyle w:val="hljs-string"/>
         </w:rPr>
-        <w:t>'</w:t>
-      </w:r>
-      <w:proofErr w:type="spellStart"/>
-      <w:r>
-        <w:rPr>
-          <w:rStyle w:val="hljs-string"/>
-        </w:rPr>
-        <w:t>dist</w:t>
-      </w:r>
-      <w:proofErr w:type="spellEnd"/>
-      <w:r>
-        <w:rPr>
-          <w:rStyle w:val="hljs-string"/>
-        </w:rPr>
-        <w:t>'</w:t>
+        <w:t>'dist'</w:t>
       </w:r>
       <w:r>
         <w:rPr>
@@ -7910,21 +6926,7 @@
         <w:rPr>
           <w:rStyle w:val="hljs-string"/>
         </w:rPr>
-        <w:t>'</w:t>
-      </w:r>
-      <w:proofErr w:type="spellStart"/>
-      <w:r>
-        <w:rPr>
-          <w:rStyle w:val="hljs-string"/>
-        </w:rPr>
-        <w:t>build_stage</w:t>
-      </w:r>
-      <w:proofErr w:type="spellEnd"/>
-      <w:r>
-        <w:rPr>
-          <w:rStyle w:val="hljs-string"/>
-        </w:rPr>
-        <w:t>'</w:t>
+        <w:t>'build_stage'</w:t>
       </w:r>
       <w:r>
         <w:rPr>
@@ -7951,21 +6953,7 @@
         <w:rPr>
           <w:rStyle w:val="hljs-string"/>
         </w:rPr>
-        <w:t>'</w:t>
-      </w:r>
-      <w:proofErr w:type="spellStart"/>
-      <w:r>
-        <w:rPr>
-          <w:rStyle w:val="hljs-string"/>
-        </w:rPr>
-        <w:t>venv</w:t>
-      </w:r>
-      <w:proofErr w:type="spellEnd"/>
-      <w:r>
-        <w:rPr>
-          <w:rStyle w:val="hljs-string"/>
-        </w:rPr>
-        <w:t>'</w:t>
+        <w:t>'venv'</w:t>
       </w:r>
       <w:r>
         <w:rPr>
@@ -7992,21 +6980,7 @@
         <w:rPr>
           <w:rStyle w:val="hljs-string"/>
         </w:rPr>
-        <w:t>'__</w:t>
-      </w:r>
-      <w:proofErr w:type="spellStart"/>
-      <w:r>
-        <w:rPr>
-          <w:rStyle w:val="hljs-string"/>
-        </w:rPr>
-        <w:t>pycache</w:t>
-      </w:r>
-      <w:proofErr w:type="spellEnd"/>
-      <w:r>
-        <w:rPr>
-          <w:rStyle w:val="hljs-string"/>
-        </w:rPr>
-        <w:t>__'</w:t>
+        <w:t>'__pycache__'</w:t>
       </w:r>
       <w:r>
         <w:rPr>
@@ -8033,21 +7007,7 @@
         <w:rPr>
           <w:rStyle w:val="hljs-string"/>
         </w:rPr>
-        <w:t>'*.</w:t>
-      </w:r>
-      <w:proofErr w:type="spellStart"/>
-      <w:r>
-        <w:rPr>
-          <w:rStyle w:val="hljs-string"/>
-        </w:rPr>
-        <w:t>pyd</w:t>
-      </w:r>
-      <w:proofErr w:type="spellEnd"/>
-      <w:r>
-        <w:rPr>
-          <w:rStyle w:val="hljs-string"/>
-        </w:rPr>
-        <w:t>'</w:t>
+        <w:t>'*.pyd'</w:t>
       </w:r>
       <w:r>
         <w:rPr>
@@ -8074,21 +7034,7 @@
         <w:rPr>
           <w:rStyle w:val="hljs-string"/>
         </w:rPr>
-        <w:t>'*.</w:t>
-      </w:r>
-      <w:proofErr w:type="spellStart"/>
-      <w:r>
-        <w:rPr>
-          <w:rStyle w:val="hljs-string"/>
-        </w:rPr>
-        <w:t>dll</w:t>
-      </w:r>
-      <w:proofErr w:type="spellEnd"/>
-      <w:r>
-        <w:rPr>
-          <w:rStyle w:val="hljs-string"/>
-        </w:rPr>
-        <w:t>'</w:t>
+        <w:t>'*.dll'</w:t>
       </w:r>
       <w:r>
         <w:rPr>
@@ -8138,19 +7084,11 @@
         </w:rPr>
         <w:t xml:space="preserve">  --exclude </w:t>
       </w:r>
-      <w:proofErr w:type="gramStart"/>
       <w:r>
         <w:rPr>
           <w:rStyle w:val="hljs-string"/>
         </w:rPr>
-        <w:t>'.git</w:t>
-      </w:r>
-      <w:proofErr w:type="gramEnd"/>
-      <w:r>
-        <w:rPr>
-          <w:rStyle w:val="hljs-string"/>
-        </w:rPr>
-        <w:t>'</w:t>
+        <w:t>'.git'</w:t>
       </w:r>
       <w:r>
         <w:rPr>
@@ -8173,19 +7111,11 @@
         </w:rPr>
         <w:t xml:space="preserve">  --exclude </w:t>
       </w:r>
-      <w:proofErr w:type="gramStart"/>
       <w:r>
         <w:rPr>
           <w:rStyle w:val="hljs-string"/>
         </w:rPr>
-        <w:t>'.idea</w:t>
-      </w:r>
-      <w:proofErr w:type="gramEnd"/>
-      <w:r>
-        <w:rPr>
-          <w:rStyle w:val="hljs-string"/>
-        </w:rPr>
-        <w:t>'</w:t>
+        <w:t>'.idea'</w:t>
       </w:r>
       <w:r>
         <w:rPr>
@@ -8208,27 +7138,11 @@
         </w:rPr>
         <w:t xml:space="preserve">  --exclude </w:t>
       </w:r>
-      <w:proofErr w:type="gramStart"/>
       <w:r>
         <w:rPr>
           <w:rStyle w:val="hljs-string"/>
         </w:rPr>
-        <w:t>'.</w:t>
-      </w:r>
-      <w:proofErr w:type="spellStart"/>
-      <w:r>
-        <w:rPr>
-          <w:rStyle w:val="hljs-string"/>
-        </w:rPr>
-        <w:t>vscode</w:t>
-      </w:r>
-      <w:proofErr w:type="spellEnd"/>
-      <w:proofErr w:type="gramEnd"/>
-      <w:r>
-        <w:rPr>
-          <w:rStyle w:val="hljs-string"/>
-        </w:rPr>
-        <w:t>'</w:t>
+        <w:t>'.vscode'</w:t>
       </w:r>
     </w:p>
     <w:p>
@@ -8250,47 +7164,7 @@
           <w:i/>
           <w:iCs/>
         </w:rPr>
-        <w:t>/</w:t>
-      </w:r>
-      <w:proofErr w:type="spellStart"/>
-      <w:r>
-        <w:rPr>
-          <w:rStyle w:val="HTMLCode"/>
-          <w:rFonts w:eastAsiaTheme="minorEastAsia"/>
-          <w:i/>
-          <w:iCs/>
-        </w:rPr>
-        <w:t>mnt</w:t>
-      </w:r>
-      <w:proofErr w:type="spellEnd"/>
-      <w:r>
-        <w:rPr>
-          <w:rStyle w:val="HTMLCode"/>
-          <w:rFonts w:eastAsiaTheme="minorEastAsia"/>
-          <w:i/>
-          <w:iCs/>
-        </w:rPr>
-        <w:t>/e/Projects/</w:t>
-      </w:r>
-      <w:proofErr w:type="spellStart"/>
-      <w:r>
-        <w:rPr>
-          <w:rStyle w:val="HTMLCode"/>
-          <w:rFonts w:eastAsiaTheme="minorEastAsia"/>
-          <w:i/>
-          <w:iCs/>
-        </w:rPr>
-        <w:t>klyve_factory</w:t>
-      </w:r>
-      <w:proofErr w:type="spellEnd"/>
-      <w:r>
-        <w:rPr>
-          <w:rStyle w:val="HTMLCode"/>
-          <w:rFonts w:eastAsiaTheme="minorEastAsia"/>
-          <w:i/>
-          <w:iCs/>
-        </w:rPr>
-        <w:t>/</w:t>
+        <w:t>/mnt/e/Projects/klyve_factory/</w:t>
       </w:r>
       <w:r>
         <w:rPr>
@@ -8329,35 +7203,17 @@
           <w:rStyle w:val="HTMLCode"/>
           <w:rFonts w:eastAsiaTheme="minorEastAsia"/>
         </w:rPr>
-        <w:t>agents/*.</w:t>
-      </w:r>
-      <w:proofErr w:type="spellStart"/>
+        <w:t>agents/*.py</w:t>
+      </w:r>
+      <w:r>
+        <w:t>), assets (</w:t>
+      </w:r>
       <w:r>
         <w:rPr>
           <w:rStyle w:val="HTMLCode"/>
           <w:rFonts w:eastAsiaTheme="minorEastAsia"/>
         </w:rPr>
-        <w:t>py</w:t>
-      </w:r>
-      <w:proofErr w:type="spellEnd"/>
-      <w:r>
-        <w:t>), assets (</w:t>
-      </w:r>
-      <w:proofErr w:type="spellStart"/>
-      <w:r>
-        <w:rPr>
-          <w:rStyle w:val="HTMLCode"/>
-          <w:rFonts w:eastAsiaTheme="minorEastAsia"/>
-        </w:rPr>
-        <w:t>gui</w:t>
-      </w:r>
-      <w:proofErr w:type="spellEnd"/>
-      <w:r>
-        <w:rPr>
-          <w:rStyle w:val="HTMLCode"/>
-          <w:rFonts w:eastAsiaTheme="minorEastAsia"/>
-        </w:rPr>
-        <w:t>/</w:t>
+        <w:t>gui/</w:t>
       </w:r>
       <w:r>
         <w:t>), and prompts.</w:t>
@@ -8385,7 +7241,6 @@
       <w:r>
         <w:t xml:space="preserve"> the </w:t>
       </w:r>
-      <w:proofErr w:type="spellStart"/>
       <w:r>
         <w:rPr>
           <w:rStyle w:val="HTMLCode"/>
@@ -8393,7 +7248,6 @@
         </w:rPr>
         <w:t>venv</w:t>
       </w:r>
-      <w:proofErr w:type="spellEnd"/>
       <w:r>
         <w:t xml:space="preserve"> (Linux needs its own Python environment).</w:t>
       </w:r>
@@ -8425,64 +7279,44 @@
           <w:rStyle w:val="HTMLCode"/>
           <w:rFonts w:eastAsiaTheme="minorEastAsia"/>
         </w:rPr>
-        <w:t>*.</w:t>
-      </w:r>
-      <w:proofErr w:type="spellStart"/>
+        <w:t>*.pyd</w:t>
+      </w:r>
+      <w:r>
+        <w:t xml:space="preserve"> and </w:t>
+      </w:r>
       <w:r>
         <w:rPr>
           <w:rStyle w:val="HTMLCode"/>
           <w:rFonts w:eastAsiaTheme="minorEastAsia"/>
         </w:rPr>
-        <w:t>pyd</w:t>
-      </w:r>
-      <w:proofErr w:type="spellEnd"/>
-      <w:r>
-        <w:t xml:space="preserve"> and </w:t>
-      </w:r>
-      <w:proofErr w:type="spellStart"/>
+        <w:t>dist</w:t>
+      </w:r>
+      <w:r>
+        <w:t xml:space="preserve"> (prevents Windows binaries from contaminating the Linux folder).</w:t>
+      </w:r>
+    </w:p>
+    <w:p>
+      <w:pPr>
+        <w:pStyle w:val="Heading4"/>
+      </w:pPr>
+      <w:r>
+        <w:t>Step 3: Run the Build (Inside the Clean Room)</w:t>
+      </w:r>
+    </w:p>
+    <w:p>
+      <w:pPr>
+        <w:pStyle w:val="NormalWeb"/>
+      </w:pPr>
+      <w:r>
+        <w:t xml:space="preserve">Now that you have a pure source copy in </w:t>
+      </w:r>
       <w:r>
         <w:rPr>
           <w:rStyle w:val="HTMLCode"/>
           <w:rFonts w:eastAsiaTheme="minorEastAsia"/>
         </w:rPr>
-        <w:t>dist</w:t>
-      </w:r>
-      <w:proofErr w:type="spellEnd"/>
-      <w:r>
-        <w:t xml:space="preserve"> (prevents Windows binaries from contaminating the Linux folder).</w:t>
-      </w:r>
-    </w:p>
-    <w:p>
-      <w:pPr>
-        <w:pStyle w:val="Heading4"/>
-      </w:pPr>
-      <w:r>
-        <w:t>Step 3: Run the Build (Inside the Clean Room)</w:t>
-      </w:r>
-    </w:p>
-    <w:p>
-      <w:pPr>
-        <w:pStyle w:val="NormalWeb"/>
-      </w:pPr>
-      <w:r>
-        <w:t xml:space="preserve">Now that you have a pure source copy in </w:t>
-      </w:r>
-      <w:r>
-        <w:rPr>
-          <w:rStyle w:val="HTMLCode"/>
-          <w:rFonts w:eastAsiaTheme="minorEastAsia"/>
-        </w:rPr>
-        <w:t>~/</w:t>
-      </w:r>
-      <w:proofErr w:type="spellStart"/>
-      <w:r>
-        <w:rPr>
-          <w:rStyle w:val="HTMLCode"/>
-          <w:rFonts w:eastAsiaTheme="minorEastAsia"/>
-        </w:rPr>
-        <w:t>klyve_linux_build</w:t>
-      </w:r>
-      <w:proofErr w:type="spellEnd"/>
+        <w:t>~/klyve_linux_build</w:t>
+      </w:r>
       <w:r>
         <w:t>, you run the build tools native to Linux.</w:t>
       </w:r>
@@ -8534,21 +7368,7 @@
         <w:rPr>
           <w:rStyle w:val="HTMLCode"/>
         </w:rPr>
-        <w:t xml:space="preserve"> </w:t>
-      </w:r>
-      <w:proofErr w:type="spellStart"/>
-      <w:r>
-        <w:rPr>
-          <w:rStyle w:val="HTMLCode"/>
-        </w:rPr>
-        <w:t>venv</w:t>
-      </w:r>
-      <w:proofErr w:type="spellEnd"/>
-      <w:r>
-        <w:rPr>
-          <w:rStyle w:val="HTMLCode"/>
-        </w:rPr>
-        <w:t>/bin/activate</w:t>
+        <w:t xml:space="preserve"> venv/bin/activate</w:t>
       </w:r>
     </w:p>
     <w:p>
@@ -8630,31 +7450,13 @@
       <w:r>
         <w:t xml:space="preserve">It produces a folder: </w:t>
       </w:r>
-      <w:proofErr w:type="spellStart"/>
       <w:r>
         <w:rPr>
           <w:rStyle w:val="HTMLCode"/>
           <w:rFonts w:eastAsiaTheme="minorEastAsia"/>
         </w:rPr>
-        <w:t>dist</w:t>
-      </w:r>
-      <w:proofErr w:type="spellEnd"/>
-      <w:r>
-        <w:rPr>
-          <w:rStyle w:val="HTMLCode"/>
-          <w:rFonts w:eastAsiaTheme="minorEastAsia"/>
-        </w:rPr>
-        <w:t>/</w:t>
-      </w:r>
-      <w:proofErr w:type="spellStart"/>
-      <w:r>
-        <w:rPr>
-          <w:rStyle w:val="HTMLCode"/>
-          <w:rFonts w:eastAsiaTheme="minorEastAsia"/>
-        </w:rPr>
-        <w:t>klyve.dist</w:t>
-      </w:r>
-      <w:proofErr w:type="spellEnd"/>
+        <w:t>dist/klyve.dist</w:t>
+      </w:r>
       <w:r>
         <w:t>.</w:t>
       </w:r>
@@ -8809,15 +7611,7 @@
         <w:t>The Reason:</w:t>
       </w:r>
       <w:r>
-        <w:t xml:space="preserve"> Historically, Linux came pre-installed with Python 2. To avoid </w:t>
-      </w:r>
-      <w:proofErr w:type="gramStart"/>
-      <w:r>
-        <w:t>breaking</w:t>
-      </w:r>
-      <w:proofErr w:type="gramEnd"/>
-      <w:r>
-        <w:t xml:space="preserve"> system scripts that relied on the old version, Linux distributions reserved the command python for Python 2.</w:t>
+        <w:t> Historically, Linux came pre-installed with Python 2. To avoid breaking system scripts that relied on the old version, Linux distributions reserved the command python for Python 2.</w:t>
       </w:r>
     </w:p>
     <w:p>
@@ -8854,21 +7648,7 @@
         <w:rPr>
           <w:b/>
         </w:rPr>
-        <w:t xml:space="preserve">The </w:t>
-      </w:r>
-      <w:proofErr w:type="spellStart"/>
-      <w:r>
-        <w:rPr>
-          <w:b/>
-        </w:rPr>
-        <w:t>Klyve</w:t>
-      </w:r>
-      <w:proofErr w:type="spellEnd"/>
-      <w:r>
-        <w:rPr>
-          <w:b/>
-        </w:rPr>
-        <w:t xml:space="preserve"> Setup:</w:t>
+        <w:t>The Klyve Setup:</w:t>
       </w:r>
       <w:r>
         <w:t> In your Linux setup instructions, you specifically installed python3.11.</w:t>
@@ -8907,15 +7687,7 @@
         <w:t>Operational Tip:</w:t>
       </w:r>
       <w:r>
-        <w:t xml:space="preserve"> Once you activate your virtual environment in Linux (source </w:t>
-      </w:r>
-      <w:proofErr w:type="spellStart"/>
-      <w:r>
-        <w:t>venv</w:t>
-      </w:r>
-      <w:proofErr w:type="spellEnd"/>
-      <w:r>
-        <w:t>/bin/activate), typing python generally maps to Python 3 automatically inside that environment. However, using python3 is the "safe" habit on Linux to guarantee you never accidentally trigger an old version.</w:t>
+        <w:t> Once you activate your virtual environment in Linux (source venv/bin/activate), typing python generally maps to Python 3 automatically inside that environment. However, using python3 is the "safe" habit on Linux to guarantee you never accidentally trigger an old version.</w:t>
       </w:r>
     </w:p>
     <w:p>
@@ -8989,17 +7761,8 @@
           <w:rStyle w:val="HTMLCode"/>
           <w:rFonts w:eastAsiaTheme="minorEastAsia"/>
         </w:rPr>
-        <w:t>Klyve-x86_</w:t>
-      </w:r>
-      <w:proofErr w:type="gramStart"/>
-      <w:r>
-        <w:rPr>
-          <w:rStyle w:val="HTMLCode"/>
-          <w:rFonts w:eastAsiaTheme="minorEastAsia"/>
-        </w:rPr>
-        <w:t>64.AppImage</w:t>
-      </w:r>
-      <w:proofErr w:type="gramEnd"/>
+        <w:t>Klyve-x86_64.AppImage</w:t>
+      </w:r>
       <w:r>
         <w:t>.</w:t>
       </w:r>
@@ -9017,15 +7780,7 @@
         <w:pStyle w:val="NormalWeb"/>
       </w:pPr>
       <w:r>
-        <w:t xml:space="preserve">Since the Linux folder is just a "Mirror," you can be very aggressive with </w:t>
-      </w:r>
-      <w:proofErr w:type="spellStart"/>
-      <w:r>
-        <w:t>cleanup</w:t>
-      </w:r>
-      <w:proofErr w:type="spellEnd"/>
-      <w:r>
-        <w:t xml:space="preserve"> here.</w:t>
+        <w:t>Since the Linux folder is just a "Mirror," you can be very aggressive with cleanup here.</w:t>
       </w:r>
     </w:p>
     <w:p>
@@ -9051,19 +7806,8 @@
           <w:b/>
           <w:bCs w:val="0"/>
         </w:rPr>
-        <w:t>~/</w:t>
-      </w:r>
-      <w:proofErr w:type="spellStart"/>
-      <w:r>
-        <w:rPr>
-          <w:rStyle w:val="HTMLCode"/>
-          <w:rFonts w:eastAsiaTheme="minorEastAsia"/>
-          <w:b/>
-          <w:bCs w:val="0"/>
-        </w:rPr>
-        <w:t>klyve_linux_build</w:t>
-      </w:r>
-      <w:proofErr w:type="spellEnd"/>
+        <w:t>~/klyve_linux_build</w:t>
+      </w:r>
       <w:r>
         <w:rPr>
           <w:b/>
@@ -9082,15 +7826,7 @@
         <w:t>YES.</w:t>
       </w:r>
       <w:r>
-        <w:t xml:space="preserve"> You can delete this entire folder after you have copied your final </w:t>
-      </w:r>
-      <w:proofErr w:type="spellStart"/>
-      <w:r>
-        <w:t>AppImage</w:t>
-      </w:r>
-      <w:proofErr w:type="spellEnd"/>
-      <w:r>
-        <w:t xml:space="preserve"> out. You will simply re-sync (Step 2) the next time you want to build. This ensures you never build with "stale" code.</w:t>
+        <w:t xml:space="preserve"> You can delete this entire folder after you have copied your final AppImage out. You will simply re-sync (Step 2) the next time you want to build. This ensures you never build with "stale" code.</w:t>
       </w:r>
     </w:p>
     <w:p>
@@ -9116,19 +7852,8 @@
           <w:b/>
           <w:bCs w:val="0"/>
         </w:rPr>
-        <w:t>~/</w:t>
-      </w:r>
-      <w:proofErr w:type="spellStart"/>
-      <w:r>
-        <w:rPr>
-          <w:rStyle w:val="HTMLCode"/>
-          <w:rFonts w:eastAsiaTheme="minorEastAsia"/>
-          <w:b/>
-          <w:bCs w:val="0"/>
-        </w:rPr>
-        <w:t>klyve_linux_build</w:t>
-      </w:r>
-      <w:proofErr w:type="spellEnd"/>
+        <w:t>~/klyve_linux_build</w:t>
+      </w:r>
       <w:r>
         <w:rPr>
           <w:b/>
@@ -9228,7 +7953,6 @@
       <w:r>
         <w:t xml:space="preserve"> to Linux (</w:t>
       </w:r>
-      <w:proofErr w:type="spellStart"/>
       <w:r>
         <w:rPr>
           <w:rStyle w:val="HTMLCode"/>
@@ -9236,7 +7960,6 @@
         </w:rPr>
         <w:t>rsync</w:t>
       </w:r>
-      <w:proofErr w:type="spellEnd"/>
       <w:r>
         <w:t>).</w:t>
       </w:r>
@@ -9318,108 +8041,47 @@
         <w:t>Copy</w:t>
       </w:r>
       <w:r>
-        <w:t xml:space="preserve"> the resulting </w:t>
-      </w:r>
-      <w:proofErr w:type="spellStart"/>
-      <w:r>
-        <w:t>AppImage</w:t>
-      </w:r>
-      <w:proofErr w:type="spellEnd"/>
-      <w:r>
-        <w:t xml:space="preserve"> back to Windows for distribution.</w:t>
-      </w:r>
-    </w:p>
-    <w:p>
-      <w:pPr>
-        <w:spacing w:before="100" w:beforeAutospacing="1" w:after="100" w:afterAutospacing="1" w:line="240" w:lineRule="auto"/>
-        <w:rPr>
-          <w:rFonts w:ascii="Times New Roman" w:eastAsia="Times New Roman" w:hAnsi="Times New Roman"/>
-          <w:bCs w:val="0"/>
-          <w:szCs w:val="24"/>
-          <w:lang w:eastAsia="en-IN"/>
-        </w:rPr>
-      </w:pPr>
-    </w:p>
-    <w:p>
-      <w:r>
-        <w:t xml:space="preserve">If I "unlock" the code base after a Windows build, make edits directly into some python code and also in the prompt text files, if I run the python version of </w:t>
-      </w:r>
-      <w:proofErr w:type="spellStart"/>
-      <w:r>
-        <w:t>Klyve</w:t>
-      </w:r>
-      <w:proofErr w:type="spellEnd"/>
-      <w:r>
-        <w:t xml:space="preserve"> after these edits to test the application, will it be reading the right files? There's no need for me to lock and unlock the code base again after making the edits, is there?</w:t>
-      </w:r>
-    </w:p>
-    <w:p>
-      <w:pPr>
-        <w:spacing w:before="100" w:beforeAutospacing="1" w:after="100" w:afterAutospacing="1" w:line="240" w:lineRule="auto"/>
-        <w:rPr>
-          <w:rFonts w:ascii="Times New Roman" w:eastAsia="Times New Roman" w:hAnsi="Times New Roman"/>
-          <w:bCs w:val="0"/>
-          <w:szCs w:val="24"/>
-          <w:lang w:eastAsia="en-IN"/>
-        </w:rPr>
-      </w:pPr>
-      <w:r>
-        <w:rPr>
-          <w:rFonts w:ascii="Times New Roman" w:eastAsia="Times New Roman" w:hAnsi="Times New Roman"/>
-          <w:bCs w:val="0"/>
-          <w:szCs w:val="24"/>
-          <w:lang w:eastAsia="en-IN"/>
-        </w:rPr>
-        <w:t>This is a great question that touches on the "Dual State" logic we just documented.</w:t>
-      </w:r>
-    </w:p>
-    <w:p>
-      <w:pPr>
-        <w:spacing w:before="100" w:beforeAutospacing="1" w:after="100" w:afterAutospacing="1" w:line="240" w:lineRule="auto"/>
-        <w:rPr>
-          <w:rFonts w:ascii="Times New Roman" w:eastAsia="Times New Roman" w:hAnsi="Times New Roman"/>
-          <w:bCs w:val="0"/>
-          <w:szCs w:val="24"/>
-          <w:lang w:eastAsia="en-IN"/>
-        </w:rPr>
-      </w:pPr>
-      <w:r>
-        <w:rPr>
-          <w:rFonts w:ascii="Times New Roman" w:eastAsia="Times New Roman" w:hAnsi="Times New Roman"/>
-          <w:bCs w:val="0"/>
-          <w:szCs w:val="24"/>
-          <w:lang w:eastAsia="en-IN"/>
-        </w:rPr>
-        <w:t xml:space="preserve">The short answer is: </w:t>
-      </w:r>
-      <w:r>
-        <w:rPr>
-          <w:rFonts w:ascii="Times New Roman" w:eastAsia="Times New Roman" w:hAnsi="Times New Roman"/>
-          <w:b/>
-          <w:szCs w:val="24"/>
-          <w:lang w:eastAsia="en-IN"/>
-        </w:rPr>
-        <w:t>Yes, it will read the right files immediately. You do not need to lock/unlock again.</w:t>
-      </w:r>
-    </w:p>
-    <w:p>
-      <w:pPr>
-        <w:spacing w:before="100" w:beforeAutospacing="1" w:after="100" w:afterAutospacing="1" w:line="240" w:lineRule="auto"/>
-        <w:rPr>
-          <w:rFonts w:ascii="Times New Roman" w:eastAsia="Times New Roman" w:hAnsi="Times New Roman"/>
-          <w:bCs w:val="0"/>
-          <w:szCs w:val="24"/>
-          <w:lang w:eastAsia="en-IN"/>
-        </w:rPr>
-      </w:pPr>
-      <w:r>
-        <w:rPr>
-          <w:rFonts w:ascii="Times New Roman" w:eastAsia="Times New Roman" w:hAnsi="Times New Roman"/>
-          <w:bCs w:val="0"/>
-          <w:szCs w:val="24"/>
-          <w:lang w:eastAsia="en-IN"/>
-        </w:rPr>
-        <w:t>Here is the breakdown of why this works for both Python code and Prompts:</w:t>
+        <w:t xml:space="preserve"> the resulting AppImage back to Windows for distribution.</w:t>
+      </w:r>
+    </w:p>
+    <w:p>
+      <w:pPr>
+        <w:spacing w:before="100" w:beforeAutospacing="1" w:after="100" w:afterAutospacing="1" w:line="240" w:lineRule="auto"/>
+        <w:rPr>
+          <w:rFonts w:ascii="Times New Roman" w:eastAsia="Times New Roman" w:hAnsi="Times New Roman"/>
+          <w:bCs w:val="0"/>
+          <w:szCs w:val="24"/>
+          <w:lang w:eastAsia="en-IN"/>
+        </w:rPr>
+      </w:pPr>
+      <w:r>
+        <w:rPr>
+          <w:rFonts w:ascii="Times New Roman" w:eastAsia="Times New Roman" w:hAnsi="Times New Roman"/>
+          <w:bCs w:val="0"/>
+          <w:szCs w:val="24"/>
+          <w:lang w:eastAsia="en-IN"/>
+        </w:rPr>
+        <w:t xml:space="preserve">Here is the breakdown of </w:t>
+      </w:r>
+      <w:r>
+        <w:rPr>
+          <w:rFonts w:ascii="Times New Roman" w:eastAsia="Times New Roman" w:hAnsi="Times New Roman"/>
+          <w:bCs w:val="0"/>
+          <w:szCs w:val="24"/>
+          <w:lang w:eastAsia="en-IN"/>
+        </w:rPr>
+        <w:t>how the locking/unlocking</w:t>
+      </w:r>
+      <w:bookmarkStart w:id="0" w:name="_GoBack"/>
+      <w:bookmarkEnd w:id="0"/>
+      <w:r>
+        <w:rPr>
+          <w:rFonts w:ascii="Times New Roman" w:eastAsia="Times New Roman" w:hAnsi="Times New Roman"/>
+          <w:bCs w:val="0"/>
+          <w:szCs w:val="24"/>
+          <w:lang w:eastAsia="en-IN"/>
+        </w:rPr>
+        <w:t xml:space="preserve"> works for both Python code and Prompts:</w:t>
       </w:r>
     </w:p>
     <w:p>
@@ -9501,8 +8163,6 @@
         </w:rPr>
         <w:t xml:space="preserve"> detects that </w:t>
       </w:r>
-      <w:proofErr w:type="spellStart"/>
-      <w:proofErr w:type="gramStart"/>
       <w:r>
         <w:rPr>
           <w:rFonts w:ascii="Courier New" w:eastAsia="Times New Roman" w:hAnsi="Courier New" w:cs="Courier New"/>
@@ -9513,8 +8173,6 @@
         </w:rPr>
         <w:t>sys.frozen</w:t>
       </w:r>
-      <w:proofErr w:type="spellEnd"/>
-      <w:proofErr w:type="gramEnd"/>
       <w:r>
         <w:rPr>
           <w:rFonts w:ascii="Times New Roman" w:eastAsia="Times New Roman" w:hAnsi="Times New Roman"/>
@@ -9539,25 +8197,14 @@
           <w:lang w:eastAsia="en-IN"/>
         </w:rPr>
       </w:pPr>
-      <w:proofErr w:type="spellStart"/>
-      <w:r>
-        <w:rPr>
-          <w:rFonts w:ascii="Times New Roman" w:eastAsia="Times New Roman" w:hAnsi="Times New Roman"/>
-          <w:b/>
-          <w:szCs w:val="24"/>
-          <w:lang w:eastAsia="en-IN"/>
-        </w:rPr>
-        <w:t>Behavior</w:t>
-      </w:r>
-      <w:proofErr w:type="spellEnd"/>
-      <w:r>
-        <w:rPr>
-          <w:rFonts w:ascii="Times New Roman" w:eastAsia="Times New Roman" w:hAnsi="Times New Roman"/>
-          <w:b/>
-          <w:szCs w:val="24"/>
-          <w:lang w:eastAsia="en-IN"/>
-        </w:rPr>
-        <w:t>:</w:t>
+      <w:r>
+        <w:rPr>
+          <w:rFonts w:ascii="Times New Roman" w:eastAsia="Times New Roman" w:hAnsi="Times New Roman"/>
+          <w:b/>
+          <w:szCs w:val="24"/>
+          <w:lang w:eastAsia="en-IN"/>
+        </w:rPr>
+        <w:t>Behavior:</w:t>
       </w:r>
       <w:r>
         <w:rPr>
@@ -9576,22 +8223,8 @@
           <w:szCs w:val="20"/>
           <w:lang w:eastAsia="en-IN"/>
         </w:rPr>
-        <w:t xml:space="preserve">import </w:t>
-      </w:r>
-      <w:proofErr w:type="spellStart"/>
-      <w:proofErr w:type="gramStart"/>
-      <w:r>
-        <w:rPr>
-          <w:rFonts w:ascii="Courier New" w:eastAsia="Times New Roman" w:hAnsi="Courier New" w:cs="Courier New"/>
-          <w:bCs w:val="0"/>
-          <w:sz w:val="20"/>
-          <w:szCs w:val="20"/>
-          <w:lang w:eastAsia="en-IN"/>
-        </w:rPr>
-        <w:t>agents.planner</w:t>
-      </w:r>
-      <w:proofErr w:type="spellEnd"/>
-      <w:proofErr w:type="gramEnd"/>
+        <w:t>import agents.planner</w:t>
+      </w:r>
       <w:r>
         <w:rPr>
           <w:rFonts w:ascii="Times New Roman" w:eastAsia="Times New Roman" w:hAnsi="Times New Roman"/>
@@ -9642,20 +8275,8 @@
           <w:szCs w:val="20"/>
           <w:lang w:eastAsia="en-IN"/>
         </w:rPr>
-        <w:t>.</w:t>
-      </w:r>
-      <w:proofErr w:type="spellStart"/>
-      <w:r>
-        <w:rPr>
-          <w:rFonts w:ascii="Courier New" w:eastAsia="Times New Roman" w:hAnsi="Courier New" w:cs="Courier New"/>
-          <w:bCs w:val="0"/>
-          <w:sz w:val="20"/>
-          <w:szCs w:val="20"/>
-          <w:lang w:eastAsia="en-IN"/>
-        </w:rPr>
-        <w:t>py</w:t>
-      </w:r>
-      <w:proofErr w:type="spellEnd"/>
+        <w:t>.py</w:t>
+      </w:r>
       <w:r>
         <w:rPr>
           <w:rFonts w:ascii="Times New Roman" w:eastAsia="Times New Roman" w:hAnsi="Times New Roman"/>
@@ -9760,7 +8381,6 @@
         </w:rPr>
         <w:t xml:space="preserve"> The app ignores the text files and reads from the compiled </w:t>
       </w:r>
-      <w:proofErr w:type="spellStart"/>
       <w:r>
         <w:rPr>
           <w:rFonts w:ascii="Courier New" w:eastAsia="Times New Roman" w:hAnsi="Courier New" w:cs="Courier New"/>
@@ -9771,7 +8391,6 @@
         </w:rPr>
         <w:t>vault.pyd</w:t>
       </w:r>
-      <w:proofErr w:type="spellEnd"/>
       <w:r>
         <w:rPr>
           <w:rFonts w:ascii="Times New Roman" w:eastAsia="Times New Roman" w:hAnsi="Times New Roman"/>
@@ -9994,7 +8613,6 @@
         </w:rPr>
         <w:t xml:space="preserve"> Based on our architecture, when not frozen, the </w:t>
       </w:r>
-      <w:proofErr w:type="spellStart"/>
       <w:r>
         <w:rPr>
           <w:rFonts w:ascii="Courier New" w:eastAsia="Times New Roman" w:hAnsi="Courier New" w:cs="Courier New"/>
@@ -10005,7 +8623,6 @@
         </w:rPr>
         <w:t>master_orchestrator</w:t>
       </w:r>
-      <w:proofErr w:type="spellEnd"/>
       <w:r>
         <w:rPr>
           <w:rFonts w:ascii="Times New Roman" w:eastAsia="Times New Roman" w:hAnsi="Times New Roman"/>
@@ -10015,7 +8632,6 @@
         </w:rPr>
         <w:t xml:space="preserve"> or </w:t>
       </w:r>
-      <w:proofErr w:type="spellStart"/>
       <w:r>
         <w:rPr>
           <w:rFonts w:ascii="Courier New" w:eastAsia="Times New Roman" w:hAnsi="Courier New" w:cs="Courier New"/>
@@ -10026,7 +8642,6 @@
         </w:rPr>
         <w:t>llm_service</w:t>
       </w:r>
-      <w:proofErr w:type="spellEnd"/>
       <w:r>
         <w:rPr>
           <w:rFonts w:ascii="Times New Roman" w:eastAsia="Times New Roman" w:hAnsi="Times New Roman"/>
@@ -10036,7 +8651,6 @@
         </w:rPr>
         <w:t xml:space="preserve"> reads the raw text files from disk using the paths in </w:t>
       </w:r>
-      <w:proofErr w:type="spellStart"/>
       <w:r>
         <w:rPr>
           <w:rFonts w:ascii="Courier New" w:eastAsia="Times New Roman" w:hAnsi="Courier New" w:cs="Courier New"/>
@@ -10045,21 +8659,8 @@
           <w:szCs w:val="20"/>
           <w:lang w:eastAsia="en-IN"/>
         </w:rPr>
-        <w:t>prompts_</w:t>
-      </w:r>
-      <w:proofErr w:type="gramStart"/>
-      <w:r>
-        <w:rPr>
-          <w:rFonts w:ascii="Courier New" w:eastAsia="Times New Roman" w:hAnsi="Courier New" w:cs="Courier New"/>
-          <w:bCs w:val="0"/>
-          <w:sz w:val="20"/>
-          <w:szCs w:val="20"/>
-          <w:lang w:eastAsia="en-IN"/>
-        </w:rPr>
-        <w:t>manifest.json</w:t>
-      </w:r>
-      <w:proofErr w:type="spellEnd"/>
-      <w:proofErr w:type="gramEnd"/>
+        <w:t>prompts_manifest.json</w:t>
+      </w:r>
       <w:r>
         <w:rPr>
           <w:rFonts w:ascii="Times New Roman" w:eastAsia="Times New Roman" w:hAnsi="Times New Roman"/>
@@ -10087,7 +8688,6 @@
           <w:szCs w:val="24"/>
           <w:lang w:eastAsia="en-IN"/>
         </w:rPr>
-        <w:lastRenderedPageBreak/>
         <w:t>Conclusion:</w:t>
       </w:r>
       <w:r>
@@ -15632,6 +14232,7 @@
   <w:style w:type="character" w:default="1" w:styleId="DefaultParagraphFont">
     <w:name w:val="Default Paragraph Font"/>
     <w:uiPriority w:val="1"/>
+    <w:semiHidden/>
     <w:unhideWhenUsed/>
   </w:style>
   <w:style w:type="table" w:default="1" w:styleId="TableNormal">
